--- a/site/static/files/lee-seulgi-career-description.docx
+++ b/site/static/files/lee-seulgi-career-description.docx
@@ -223,6 +223,127 @@
                 <w:sz w:val="18"/>
                 <w:szCs w:val="18"/>
               </w:rPr>
+              <w:t xml:space="preserve">실무</w:t>
+            </w:r>
+          </w:p>
+        </w:tc>
+        <w:tc>
+          <w:tcPr>
+            <w:tcW w:type="dxa" w:w="3900"/>
+            <w:tcBorders>
+              <w:top w:val="single" w:color="CCCCCC" w:sz="4"/>
+              <w:left w:val="single" w:color="CCCCCC" w:sz="4"/>
+              <w:bottom w:val="single" w:color="CCCCCC" w:sz="4"/>
+              <w:right w:val="single" w:color="CCCCCC" w:sz="4"/>
+            </w:tcBorders>
+            <w:tcMar>
+              <w:top w:type="dxa" w:w="80"/>
+              <w:left w:type="dxa" w:w="120"/>
+              <w:bottom w:type="dxa" w:w="80"/>
+              <w:right w:type="dxa" w:w="120"/>
+            </w:tcMar>
+          </w:tcPr>
+          <w:p>
+            <w:pPr>
+              <w:spacing w:after="40" w:line="280"/>
+            </w:pPr>
+            <w:r>
+              <w:rPr>
+                <w:sz w:val="18"/>
+                <w:szCs w:val="18"/>
+              </w:rPr>
+              <w:t xml:space="preserve">자사몰 운영 및 웹디자인 실무 (인더슈)</w:t>
+            </w:r>
+          </w:p>
+        </w:tc>
+        <w:tc>
+          <w:tcPr>
+            <w:tcW w:type="dxa" w:w="1900"/>
+            <w:tcBorders>
+              <w:top w:val="single" w:color="CCCCCC" w:sz="4"/>
+              <w:left w:val="single" w:color="CCCCCC" w:sz="4"/>
+              <w:bottom w:val="single" w:color="CCCCCC" w:sz="4"/>
+              <w:right w:val="single" w:color="CCCCCC" w:sz="4"/>
+            </w:tcBorders>
+            <w:tcMar>
+              <w:top w:type="dxa" w:w="80"/>
+              <w:left w:type="dxa" w:w="120"/>
+              <w:bottom w:type="dxa" w:w="80"/>
+              <w:right w:type="dxa" w:w="120"/>
+            </w:tcMar>
+          </w:tcPr>
+          <w:p>
+            <w:pPr>
+              <w:spacing w:after="40" w:line="280"/>
+            </w:pPr>
+            <w:r>
+              <w:rPr>
+                <w:sz w:val="18"/>
+                <w:szCs w:val="18"/>
+              </w:rPr>
+              <w:t xml:space="preserve">대인관계력</w:t>
+            </w:r>
+          </w:p>
+        </w:tc>
+        <w:tc>
+          <w:tcPr>
+            <w:tcW w:type="dxa" w:w="2338"/>
+            <w:tcBorders>
+              <w:top w:val="single" w:color="CCCCCC" w:sz="4"/>
+              <w:left w:val="single" w:color="CCCCCC" w:sz="4"/>
+              <w:bottom w:val="single" w:color="CCCCCC" w:sz="4"/>
+              <w:right w:val="single" w:color="CCCCCC" w:sz="4"/>
+            </w:tcBorders>
+            <w:tcMar>
+              <w:top w:type="dxa" w:w="80"/>
+              <w:left w:type="dxa" w:w="120"/>
+              <w:bottom w:type="dxa" w:w="80"/>
+              <w:right w:type="dxa" w:w="120"/>
+            </w:tcMar>
+          </w:tcPr>
+          <w:p>
+            <w:pPr>
+              <w:spacing w:after="40" w:line="280"/>
+            </w:pPr>
+            <w:r>
+              <w:rPr>
+                <w:sz w:val="18"/>
+                <w:szCs w:val="18"/>
+              </w:rPr>
+              <w:t xml:space="preserve">2023.02 ~ 2024.12</w:t>
+            </w:r>
+          </w:p>
+        </w:tc>
+      </w:tr>
+      <w:tr>
+        <w:trPr>
+          <w:tblHeader w:val="off"/>
+        </w:trPr>
+        <w:tc>
+          <w:tcPr>
+            <w:tcW w:type="dxa" w:w="1500"/>
+            <w:tcBorders>
+              <w:top w:val="single" w:color="CCCCCC" w:sz="4"/>
+              <w:left w:val="single" w:color="CCCCCC" w:sz="4"/>
+              <w:bottom w:val="single" w:color="CCCCCC" w:sz="4"/>
+              <w:right w:val="single" w:color="CCCCCC" w:sz="4"/>
+            </w:tcBorders>
+            <w:tcMar>
+              <w:top w:type="dxa" w:w="80"/>
+              <w:left w:type="dxa" w:w="120"/>
+              <w:bottom w:type="dxa" w:w="80"/>
+              <w:right w:type="dxa" w:w="120"/>
+            </w:tcMar>
+          </w:tcPr>
+          <w:p>
+            <w:pPr>
+              <w:spacing w:after="40" w:line="280"/>
+            </w:pPr>
+            <w:r>
+              <w:rPr>
+                <w:sz w:val="18"/>
+                <w:szCs w:val="18"/>
+              </w:rPr>
               <w:t xml:space="preserve">팀</w:t>
             </w:r>
           </w:p>
@@ -494,7 +615,128 @@
                 <w:sz w:val="18"/>
                 <w:szCs w:val="18"/>
               </w:rPr>
-              <w:t xml:space="preserve">MU:ZIN (클래식 악기 레슨 예약 플랫폼)</w:t>
+              <w:t xml:space="preserve">MU:ZIN (음악 아티스트 매칭·레슨 플랫폼)</w:t>
+            </w:r>
+          </w:p>
+        </w:tc>
+        <w:tc>
+          <w:tcPr>
+            <w:tcW w:type="dxa" w:w="1900"/>
+            <w:tcBorders>
+              <w:top w:val="single" w:color="CCCCCC" w:sz="4"/>
+              <w:left w:val="single" w:color="CCCCCC" w:sz="4"/>
+              <w:bottom w:val="single" w:color="CCCCCC" w:sz="4"/>
+              <w:right w:val="single" w:color="CCCCCC" w:sz="4"/>
+            </w:tcBorders>
+            <w:tcMar>
+              <w:top w:type="dxa" w:w="80"/>
+              <w:left w:type="dxa" w:w="120"/>
+              <w:bottom w:type="dxa" w:w="80"/>
+              <w:right w:type="dxa" w:w="120"/>
+            </w:tcMar>
+          </w:tcPr>
+          <w:p>
+            <w:pPr>
+              <w:spacing w:after="40" w:line="280"/>
+            </w:pPr>
+            <w:r>
+              <w:rPr>
+                <w:sz w:val="18"/>
+                <w:szCs w:val="18"/>
+              </w:rPr>
+              <w:t xml:space="preserve">자기동기력</w:t>
+            </w:r>
+          </w:p>
+        </w:tc>
+        <w:tc>
+          <w:tcPr>
+            <w:tcW w:type="dxa" w:w="2338"/>
+            <w:tcBorders>
+              <w:top w:val="single" w:color="CCCCCC" w:sz="4"/>
+              <w:left w:val="single" w:color="CCCCCC" w:sz="4"/>
+              <w:bottom w:val="single" w:color="CCCCCC" w:sz="4"/>
+              <w:right w:val="single" w:color="CCCCCC" w:sz="4"/>
+            </w:tcBorders>
+            <w:tcMar>
+              <w:top w:type="dxa" w:w="80"/>
+              <w:left w:type="dxa" w:w="120"/>
+              <w:bottom w:type="dxa" w:w="80"/>
+              <w:right w:type="dxa" w:w="120"/>
+            </w:tcMar>
+          </w:tcPr>
+          <w:p>
+            <w:pPr>
+              <w:spacing w:after="40" w:line="280"/>
+            </w:pPr>
+            <w:r>
+              <w:rPr>
+                <w:sz w:val="18"/>
+                <w:szCs w:val="18"/>
+              </w:rPr>
+              <w:t xml:space="preserve">2025.12 ~ 진행 중</w:t>
+            </w:r>
+          </w:p>
+        </w:tc>
+      </w:tr>
+      <w:tr>
+        <w:trPr>
+          <w:tblHeader w:val="off"/>
+        </w:trPr>
+        <w:tc>
+          <w:tcPr>
+            <w:tcW w:type="dxa" w:w="1500"/>
+            <w:tcBorders>
+              <w:top w:val="single" w:color="CCCCCC" w:sz="4"/>
+              <w:left w:val="single" w:color="CCCCCC" w:sz="4"/>
+              <w:bottom w:val="single" w:color="CCCCCC" w:sz="4"/>
+              <w:right w:val="single" w:color="CCCCCC" w:sz="4"/>
+            </w:tcBorders>
+            <w:tcMar>
+              <w:top w:type="dxa" w:w="80"/>
+              <w:left w:type="dxa" w:w="120"/>
+              <w:bottom w:type="dxa" w:w="80"/>
+              <w:right w:type="dxa" w:w="120"/>
+            </w:tcMar>
+          </w:tcPr>
+          <w:p>
+            <w:pPr>
+              <w:spacing w:after="40" w:line="280"/>
+            </w:pPr>
+            <w:r>
+              <w:rPr>
+                <w:sz w:val="18"/>
+                <w:szCs w:val="18"/>
+              </w:rPr>
+              <w:t xml:space="preserve">개인</w:t>
+            </w:r>
+          </w:p>
+        </w:tc>
+        <w:tc>
+          <w:tcPr>
+            <w:tcW w:type="dxa" w:w="3900"/>
+            <w:tcBorders>
+              <w:top w:val="single" w:color="CCCCCC" w:sz="4"/>
+              <w:left w:val="single" w:color="CCCCCC" w:sz="4"/>
+              <w:bottom w:val="single" w:color="CCCCCC" w:sz="4"/>
+              <w:right w:val="single" w:color="CCCCCC" w:sz="4"/>
+            </w:tcBorders>
+            <w:tcMar>
+              <w:top w:type="dxa" w:w="80"/>
+              <w:left w:type="dxa" w:w="120"/>
+              <w:bottom w:type="dxa" w:w="80"/>
+              <w:right w:type="dxa" w:w="120"/>
+            </w:tcMar>
+          </w:tcPr>
+          <w:p>
+            <w:pPr>
+              <w:spacing w:after="40" w:line="280"/>
+            </w:pPr>
+            <w:r>
+              <w:rPr>
+                <w:sz w:val="18"/>
+                <w:szCs w:val="18"/>
+              </w:rPr>
+              <w:t xml:space="preserve">개인 학습 프로젝트 (핵심 개념 분리 학습)</w:t>
             </w:r>
           </w:p>
         </w:tc>
@@ -1534,6 +1776,346 @@
         <w:t xml:space="preserve">과제별 상황·행동·결과</w:t>
       </w:r>
     </w:p>
+    <w:p>
+      <w:pPr>
+        <w:pStyle w:val="Heading2"/>
+      </w:pPr>
+      <w:r>
+        <w:t xml:space="preserve">실무 · 자사몰 운영 및 웹디자인 실무 (인더슈)</w:t>
+      </w:r>
+    </w:p>
+    <w:tbl>
+      <w:tblPr>
+        <w:tblW w:type="dxa" w:w="9638"/>
+        <w:tblBorders>
+          <w:top w:val="single" w:color="auto" w:sz="4"/>
+          <w:left w:val="single" w:color="auto" w:sz="4"/>
+          <w:bottom w:val="single" w:color="auto" w:sz="4"/>
+          <w:right w:val="single" w:color="auto" w:sz="4"/>
+          <w:insideH w:val="single" w:color="auto" w:sz="4"/>
+          <w:insideV w:val="single" w:color="auto" w:sz="4"/>
+        </w:tblBorders>
+      </w:tblPr>
+      <w:tblGrid>
+        <w:gridCol w:w="1500"/>
+        <w:gridCol w:w="8138"/>
+      </w:tblGrid>
+      <w:tr>
+        <w:trPr>
+          <w:tblHeader w:val="off"/>
+        </w:trPr>
+        <w:tc>
+          <w:tcPr>
+            <w:tcW w:type="dxa" w:w="1500"/>
+            <w:tcBorders>
+              <w:top w:val="single" w:color="CCCCCC" w:sz="4"/>
+              <w:left w:val="single" w:color="CCCCCC" w:sz="4"/>
+              <w:bottom w:val="single" w:color="CCCCCC" w:sz="4"/>
+              <w:right w:val="single" w:color="CCCCCC" w:sz="4"/>
+            </w:tcBorders>
+            <w:tcMar>
+              <w:top w:type="dxa" w:w="80"/>
+              <w:left w:type="dxa" w:w="120"/>
+              <w:bottom w:type="dxa" w:w="80"/>
+              <w:right w:type="dxa" w:w="120"/>
+            </w:tcMar>
+          </w:tcPr>
+          <w:p>
+            <w:pPr>
+              <w:spacing w:after="40" w:line="280"/>
+            </w:pPr>
+            <w:r>
+              <w:rPr>
+                <w:sz w:val="18"/>
+                <w:szCs w:val="18"/>
+              </w:rPr>
+              <w:t xml:space="preserve">해당 능력</w:t>
+            </w:r>
+          </w:p>
+        </w:tc>
+        <w:tc>
+          <w:tcPr>
+            <w:tcW w:type="dxa" w:w="8138"/>
+            <w:tcBorders>
+              <w:top w:val="single" w:color="CCCCCC" w:sz="4"/>
+              <w:left w:val="single" w:color="CCCCCC" w:sz="4"/>
+              <w:bottom w:val="single" w:color="CCCCCC" w:sz="4"/>
+              <w:right w:val="single" w:color="CCCCCC" w:sz="4"/>
+            </w:tcBorders>
+            <w:tcMar>
+              <w:top w:type="dxa" w:w="80"/>
+              <w:left w:type="dxa" w:w="120"/>
+              <w:bottom w:type="dxa" w:w="80"/>
+              <w:right w:type="dxa" w:w="120"/>
+            </w:tcMar>
+          </w:tcPr>
+          <w:p>
+            <w:pPr>
+              <w:spacing w:after="40" w:line="280"/>
+            </w:pPr>
+            <w:r>
+              <w:rPr>
+                <w:sz w:val="18"/>
+                <w:szCs w:val="18"/>
+              </w:rPr>
+              <w:t xml:space="preserve">대인관계력</w:t>
+            </w:r>
+          </w:p>
+        </w:tc>
+      </w:tr>
+      <w:tr>
+        <w:trPr>
+          <w:tblHeader w:val="off"/>
+        </w:trPr>
+        <w:tc>
+          <w:tcPr>
+            <w:tcW w:type="dxa" w:w="1500"/>
+            <w:tcBorders>
+              <w:top w:val="single" w:color="CCCCCC" w:sz="4"/>
+              <w:left w:val="single" w:color="CCCCCC" w:sz="4"/>
+              <w:bottom w:val="single" w:color="CCCCCC" w:sz="4"/>
+              <w:right w:val="single" w:color="CCCCCC" w:sz="4"/>
+            </w:tcBorders>
+            <w:tcMar>
+              <w:top w:type="dxa" w:w="80"/>
+              <w:left w:type="dxa" w:w="120"/>
+              <w:bottom w:type="dxa" w:w="80"/>
+              <w:right w:type="dxa" w:w="120"/>
+            </w:tcMar>
+          </w:tcPr>
+          <w:p>
+            <w:pPr>
+              <w:spacing w:after="40" w:line="280"/>
+            </w:pPr>
+            <w:r>
+              <w:rPr>
+                <w:sz w:val="18"/>
+                <w:szCs w:val="18"/>
+              </w:rPr>
+              <w:t xml:space="preserve">기간</w:t>
+            </w:r>
+          </w:p>
+        </w:tc>
+        <w:tc>
+          <w:tcPr>
+            <w:tcW w:type="dxa" w:w="8138"/>
+            <w:tcBorders>
+              <w:top w:val="single" w:color="CCCCCC" w:sz="4"/>
+              <w:left w:val="single" w:color="CCCCCC" w:sz="4"/>
+              <w:bottom w:val="single" w:color="CCCCCC" w:sz="4"/>
+              <w:right w:val="single" w:color="CCCCCC" w:sz="4"/>
+            </w:tcBorders>
+            <w:tcMar>
+              <w:top w:type="dxa" w:w="80"/>
+              <w:left w:type="dxa" w:w="120"/>
+              <w:bottom w:type="dxa" w:w="80"/>
+              <w:right w:type="dxa" w:w="120"/>
+            </w:tcMar>
+          </w:tcPr>
+          <w:p>
+            <w:pPr>
+              <w:spacing w:after="40" w:line="280"/>
+            </w:pPr>
+            <w:r>
+              <w:rPr>
+                <w:sz w:val="18"/>
+                <w:szCs w:val="18"/>
+              </w:rPr>
+              <w:t xml:space="preserve">2023.02 ~ 2024.12</w:t>
+            </w:r>
+          </w:p>
+        </w:tc>
+      </w:tr>
+      <w:tr>
+        <w:trPr>
+          <w:tblHeader w:val="off"/>
+        </w:trPr>
+        <w:tc>
+          <w:tcPr>
+            <w:tcW w:type="dxa" w:w="1500"/>
+            <w:tcBorders>
+              <w:top w:val="single" w:color="CCCCCC" w:sz="4"/>
+              <w:left w:val="single" w:color="CCCCCC" w:sz="4"/>
+              <w:bottom w:val="single" w:color="CCCCCC" w:sz="4"/>
+              <w:right w:val="single" w:color="CCCCCC" w:sz="4"/>
+            </w:tcBorders>
+            <w:tcMar>
+              <w:top w:type="dxa" w:w="80"/>
+              <w:left w:type="dxa" w:w="120"/>
+              <w:bottom w:type="dxa" w:w="80"/>
+              <w:right w:type="dxa" w:w="120"/>
+            </w:tcMar>
+          </w:tcPr>
+          <w:p>
+            <w:pPr>
+              <w:spacing w:after="40" w:line="280"/>
+            </w:pPr>
+            <w:r>
+              <w:rPr>
+                <w:sz w:val="18"/>
+                <w:szCs w:val="18"/>
+              </w:rPr>
+              <w:t xml:space="preserve">상황</w:t>
+            </w:r>
+          </w:p>
+        </w:tc>
+        <w:tc>
+          <w:tcPr>
+            <w:tcW w:type="dxa" w:w="8138"/>
+            <w:tcBorders>
+              <w:top w:val="single" w:color="CCCCCC" w:sz="4"/>
+              <w:left w:val="single" w:color="CCCCCC" w:sz="4"/>
+              <w:bottom w:val="single" w:color="CCCCCC" w:sz="4"/>
+              <w:right w:val="single" w:color="CCCCCC" w:sz="4"/>
+            </w:tcBorders>
+            <w:tcMar>
+              <w:top w:type="dxa" w:w="80"/>
+              <w:left w:type="dxa" w:w="120"/>
+              <w:bottom w:type="dxa" w:w="80"/>
+              <w:right w:type="dxa" w:w="120"/>
+            </w:tcMar>
+          </w:tcPr>
+          <w:p>
+            <w:pPr>
+              <w:spacing w:after="40" w:line="280"/>
+            </w:pPr>
+            <w:r>
+              <w:rPr>
+                <w:sz w:val="18"/>
+                <w:szCs w:val="18"/>
+              </w:rPr>
+              <w:t xml:space="preserve">디자인과 운영을 함께 맡아 자사몰과 여러 오픈마켓을 동시에 관리해야 했고, HTML을 아는 사람이 거의 없어 이미지 삽입 위주로 자사몰과 파일이 비효율적으로 관리되고 있었다.</w:t>
+            </w:r>
+          </w:p>
+        </w:tc>
+      </w:tr>
+      <w:tr>
+        <w:trPr>
+          <w:tblHeader w:val="off"/>
+        </w:trPr>
+        <w:tc>
+          <w:tcPr>
+            <w:tcW w:type="dxa" w:w="1500"/>
+            <w:tcBorders>
+              <w:top w:val="single" w:color="CCCCCC" w:sz="4"/>
+              <w:left w:val="single" w:color="CCCCCC" w:sz="4"/>
+              <w:bottom w:val="single" w:color="CCCCCC" w:sz="4"/>
+              <w:right w:val="single" w:color="CCCCCC" w:sz="4"/>
+            </w:tcBorders>
+            <w:tcMar>
+              <w:top w:type="dxa" w:w="80"/>
+              <w:left w:type="dxa" w:w="120"/>
+              <w:bottom w:type="dxa" w:w="80"/>
+              <w:right w:type="dxa" w:w="120"/>
+            </w:tcMar>
+          </w:tcPr>
+          <w:p>
+            <w:pPr>
+              <w:spacing w:after="40" w:line="280"/>
+            </w:pPr>
+            <w:r>
+              <w:rPr>
+                <w:sz w:val="18"/>
+                <w:szCs w:val="18"/>
+              </w:rPr>
+              <w:t xml:space="preserve">행동</w:t>
+            </w:r>
+          </w:p>
+        </w:tc>
+        <w:tc>
+          <w:tcPr>
+            <w:tcW w:type="dxa" w:w="8138"/>
+            <w:tcBorders>
+              <w:top w:val="single" w:color="CCCCCC" w:sz="4"/>
+              <w:left w:val="single" w:color="CCCCCC" w:sz="4"/>
+              <w:bottom w:val="single" w:color="CCCCCC" w:sz="4"/>
+              <w:right w:val="single" w:color="CCCCCC" w:sz="4"/>
+            </w:tcBorders>
+            <w:tcMar>
+              <w:top w:type="dxa" w:w="80"/>
+              <w:left w:type="dxa" w:w="120"/>
+              <w:bottom w:type="dxa" w:w="80"/>
+              <w:right w:type="dxa" w:w="120"/>
+            </w:tcMar>
+          </w:tcPr>
+          <w:p>
+            <w:pPr>
+              <w:spacing w:after="40" w:line="280"/>
+            </w:pPr>
+            <w:r>
+              <w:rPr>
+                <w:sz w:val="18"/>
+                <w:szCs w:val="18"/>
+              </w:rPr>
+              <w:t xml:space="preserve">CAFE24·EZAdmin 기반으로 자사몰을 운영하며 의류·슈즈 상세 페이지와 메인·프로모션 배너를 기획·디자인하고, G마켓·11번가 딜 세팅을 전담했다. 운영 담당자와의 협업과 사용자 경험을 고려해 상세 페이지를 설계했고, 회사 간 사업 추진을 위한 물류 프로세스를 기획해 PPT로 정리했다.</w:t>
+            </w:r>
+          </w:p>
+        </w:tc>
+      </w:tr>
+      <w:tr>
+        <w:trPr>
+          <w:tblHeader w:val="off"/>
+        </w:trPr>
+        <w:tc>
+          <w:tcPr>
+            <w:tcW w:type="dxa" w:w="1500"/>
+            <w:tcBorders>
+              <w:top w:val="single" w:color="CCCCCC" w:sz="4"/>
+              <w:left w:val="single" w:color="CCCCCC" w:sz="4"/>
+              <w:bottom w:val="single" w:color="CCCCCC" w:sz="4"/>
+              <w:right w:val="single" w:color="CCCCCC" w:sz="4"/>
+            </w:tcBorders>
+            <w:tcMar>
+              <w:top w:type="dxa" w:w="80"/>
+              <w:left w:type="dxa" w:w="120"/>
+              <w:bottom w:type="dxa" w:w="80"/>
+              <w:right w:type="dxa" w:w="120"/>
+            </w:tcMar>
+          </w:tcPr>
+          <w:p>
+            <w:pPr>
+              <w:spacing w:after="40" w:line="280"/>
+            </w:pPr>
+            <w:r>
+              <w:rPr>
+                <w:sz w:val="18"/>
+                <w:szCs w:val="18"/>
+              </w:rPr>
+              <w:t xml:space="preserve">결과</w:t>
+            </w:r>
+          </w:p>
+        </w:tc>
+        <w:tc>
+          <w:tcPr>
+            <w:tcW w:type="dxa" w:w="8138"/>
+            <w:tcBorders>
+              <w:top w:val="single" w:color="CCCCCC" w:sz="4"/>
+              <w:left w:val="single" w:color="CCCCCC" w:sz="4"/>
+              <w:bottom w:val="single" w:color="CCCCCC" w:sz="4"/>
+              <w:right w:val="single" w:color="CCCCCC" w:sz="4"/>
+            </w:tcBorders>
+            <w:tcMar>
+              <w:top w:type="dxa" w:w="80"/>
+              <w:left w:type="dxa" w:w="120"/>
+              <w:bottom w:type="dxa" w:w="80"/>
+              <w:right w:type="dxa" w:w="120"/>
+            </w:tcMar>
+          </w:tcPr>
+          <w:p>
+            <w:pPr>
+              <w:spacing w:after="40" w:line="280"/>
+            </w:pPr>
+            <w:r>
+              <w:rPr>
+                <w:sz w:val="18"/>
+                <w:szCs w:val="18"/>
+              </w:rPr>
+              <w:t xml:space="preserve">디자인 제작부터 상품 운영·프로모션 반영·판매 채널 관리까지 수행했고, 물류 프로세스 정리로 계약 추진에 기여했다. 구조적인 문제는 디자인만으로 풀 수 없다는 한계를 느껴 회사에 다니며 DBMS와 웹 개발 수업을 병행하기 시작했다.</w:t>
+            </w:r>
+          </w:p>
+        </w:tc>
+      </w:tr>
+    </w:tbl>
     <w:p>
       <w:pPr>
         <w:pStyle w:val="Heading2"/>
@@ -1868,7 +2450,7 @@
                 <w:sz w:val="18"/>
                 <w:szCs w:val="18"/>
               </w:rPr>
-              <w:t xml:space="preserve">프로젝트 완료. 이후 문제·원인·해결 과정을 Notion에 정리해 팀과 공유하고, '돌아가는 코드'보다 '이해하고 쓰는 코드'를 목표로 삼았다. 소스 공개(github.com/Zone2Maker/RunnersHigh-readme).</w:t>
+              <w:t xml:space="preserve">프로젝트 완료. 서비스 흐름과 구현 내용을 정리해 최종 발표했다. 이후 문제·원인·해결 과정을 Notion에 정리해 팀과 공유하고, '돌아가는 코드'보다 '이해하고 쓰는 코드'를 목표로 삼았다. Repository: github.com/Zone2Maker/RunnersHigh-readme</w:t>
             </w:r>
           </w:p>
         </w:tc>
@@ -2082,7 +2664,7 @@
                 <w:sz w:val="18"/>
                 <w:szCs w:val="18"/>
               </w:rPr>
-              <w:t xml:space="preserve">5인 팀이 공연 정보 탐색과 예매 연계를 지원하는 플랫폼을 처음부터 구성해야 했다.</w:t>
+              <w:t xml:space="preserve">5인 팀이 공연 정보 탐색, 공연장 확인, 예매처 이동, 관심 공연·공연장 저장 기능을 갖춘 플랫폼을 처음부터 구성해야 했다. 프론트엔드 중심으로 참여했다.</w:t>
             </w:r>
           </w:p>
         </w:tc>
@@ -2145,7 +2727,7 @@
                 <w:sz w:val="18"/>
                 <w:szCs w:val="18"/>
               </w:rPr>
-              <w:t xml:space="preserve">초기 파일·라우터 구조를 정리하고 Figma 와이어프레임으로 공통 구현 기준을 마련했다. 관심 공연 스크랩 기능을 이식·확장하고, 페이지형 상세 화면의 지연 저장, Firebase Storage 프로필 이미지 업로드를 구현했으며, 반복되는 상태 로직은 React Query와 커스텀 훅으로 분리했다. 발표 자료를 만들고 초기 발표를 맡았다.</w:t>
+              <w:t xml:space="preserve">프로젝트 초기에 파일·라우터 구조를 정리하고 Figma 와이어프레임을 만들어 팀원들과 구현 기준을 공유했다. 공연 favorite·공연장 flag 기능을 서비스 흐름에 맞게 이식·확장하고, 모달 중심이던 지연 저장 방식을 페이지형 상세 화면에서도 동작하게 구현했다. Firebase Storage 프로필 이미지 업로드를 구현하고, 반복되는 상태 로직은 React Query와 커스텀 훅으로 분리했다. 초기·최종 발표 자료를 만들고 초기 발표를 맡았다.</w:t>
             </w:r>
           </w:p>
         </w:tc>
@@ -2208,7 +2790,7 @@
                 <w:sz w:val="18"/>
                 <w:szCs w:val="18"/>
               </w:rPr>
-              <w:t xml:space="preserve">프로젝트 완료. 페이지별로 나눠 구현한 같은 기능의 로직이 달라지는 문제를 겪으며, 설계 단계의 사전 합의와 인터페이스 정의가 중요하다는 기준을 얻었다. 소스 공개(github.com/Team-OMIJA).</w:t>
+              <w:t xml:space="preserve">프로젝트 완료. 페이지별로 나눠 구현한 같은 기능의 로직이 달라지는 문제를 겪으며, 설계 단계의 사전 합의와 인터페이스 정의가 중요하다는 기준을 얻었다. Repository: github.com/Team-OMIJA</w:t>
             </w:r>
           </w:p>
         </w:tc>
@@ -2219,7 +2801,7 @@
         <w:pStyle w:val="Heading2"/>
       </w:pPr>
       <w:r>
-        <w:t xml:space="preserve">개인 · MU:ZIN (클래식 악기 레슨 예약 플랫폼)</w:t>
+        <w:t xml:space="preserve">개인 · MU:ZIN (음악 아티스트 매칭·레슨 플랫폼)</w:t>
       </w:r>
     </w:p>
     <w:tbl>
@@ -2422,7 +3004,7 @@
                 <w:sz w:val="18"/>
                 <w:szCs w:val="18"/>
               </w:rPr>
-              <w:t xml:space="preserve">레슨 예약 과정의 정보 비대칭 문제를 개선하는 레슨·매칭 플랫폼을 프론트엔드부터 백엔드까지 직접 설계·구현했다.</w:t>
+              <w:t xml:space="preserve">레슨 예약 과정의 정보 비대칭 문제를 개선하려고, 음악 전공자·아티스트를 위한 레슨·매칭 플랫폼(아티스트 인증, 레슨 생성, 타임슬롯 예약, 알림·채팅)을 React + TypeScript 프론트엔드와 Spring Boot 백엔드로 직접 설계·구현했다.</w:t>
             </w:r>
           </w:p>
         </w:tc>
@@ -2548,7 +3130,347 @@
                 <w:sz w:val="18"/>
                 <w:szCs w:val="18"/>
               </w:rPr>
-              <w:t xml:space="preserve">진행 중. 소스 공개(github.com/Lui-die-lui/MU-ZIN_frontend).</w:t>
+              <w:t xml:space="preserve">진행 중. 레슨·타임슬롯·예약 도메인을 중심으로 확장 가능한 구조를 설계하고, 공통화 기준을 명확히 해 중복 로직과 사이드이펙트를 줄였다. query key를 도메인별로 관리해 캐시 무효화 흐름을 정리했다. Repository: FE github.com/Lui-die-lui/MU-ZIN_frontend · BE github.com/Lui-die-lui/MU-ZIN_backend</w:t>
+            </w:r>
+          </w:p>
+        </w:tc>
+      </w:tr>
+    </w:tbl>
+    <w:p>
+      <w:pPr>
+        <w:pStyle w:val="Heading2"/>
+      </w:pPr>
+      <w:r>
+        <w:t xml:space="preserve">개인 · 개인 학습 프로젝트 (핵심 개념 분리 학습)</w:t>
+      </w:r>
+    </w:p>
+    <w:tbl>
+      <w:tblPr>
+        <w:tblW w:type="dxa" w:w="9638"/>
+        <w:tblBorders>
+          <w:top w:val="single" w:color="auto" w:sz="4"/>
+          <w:left w:val="single" w:color="auto" w:sz="4"/>
+          <w:bottom w:val="single" w:color="auto" w:sz="4"/>
+          <w:right w:val="single" w:color="auto" w:sz="4"/>
+          <w:insideH w:val="single" w:color="auto" w:sz="4"/>
+          <w:insideV w:val="single" w:color="auto" w:sz="4"/>
+        </w:tblBorders>
+      </w:tblPr>
+      <w:tblGrid>
+        <w:gridCol w:w="1500"/>
+        <w:gridCol w:w="8138"/>
+      </w:tblGrid>
+      <w:tr>
+        <w:trPr>
+          <w:tblHeader w:val="off"/>
+        </w:trPr>
+        <w:tc>
+          <w:tcPr>
+            <w:tcW w:type="dxa" w:w="1500"/>
+            <w:tcBorders>
+              <w:top w:val="single" w:color="CCCCCC" w:sz="4"/>
+              <w:left w:val="single" w:color="CCCCCC" w:sz="4"/>
+              <w:bottom w:val="single" w:color="CCCCCC" w:sz="4"/>
+              <w:right w:val="single" w:color="CCCCCC" w:sz="4"/>
+            </w:tcBorders>
+            <w:tcMar>
+              <w:top w:type="dxa" w:w="80"/>
+              <w:left w:type="dxa" w:w="120"/>
+              <w:bottom w:type="dxa" w:w="80"/>
+              <w:right w:type="dxa" w:w="120"/>
+            </w:tcMar>
+          </w:tcPr>
+          <w:p>
+            <w:pPr>
+              <w:spacing w:after="40" w:line="280"/>
+            </w:pPr>
+            <w:r>
+              <w:rPr>
+                <w:sz w:val="18"/>
+                <w:szCs w:val="18"/>
+              </w:rPr>
+              <w:t xml:space="preserve">해당 능력</w:t>
+            </w:r>
+          </w:p>
+        </w:tc>
+        <w:tc>
+          <w:tcPr>
+            <w:tcW w:type="dxa" w:w="8138"/>
+            <w:tcBorders>
+              <w:top w:val="single" w:color="CCCCCC" w:sz="4"/>
+              <w:left w:val="single" w:color="CCCCCC" w:sz="4"/>
+              <w:bottom w:val="single" w:color="CCCCCC" w:sz="4"/>
+              <w:right w:val="single" w:color="CCCCCC" w:sz="4"/>
+            </w:tcBorders>
+            <w:tcMar>
+              <w:top w:type="dxa" w:w="80"/>
+              <w:left w:type="dxa" w:w="120"/>
+              <w:bottom w:type="dxa" w:w="80"/>
+              <w:right w:type="dxa" w:w="120"/>
+            </w:tcMar>
+          </w:tcPr>
+          <w:p>
+            <w:pPr>
+              <w:spacing w:after="40" w:line="280"/>
+            </w:pPr>
+            <w:r>
+              <w:rPr>
+                <w:sz w:val="18"/>
+                <w:szCs w:val="18"/>
+              </w:rPr>
+              <w:t xml:space="preserve">자기동기력</w:t>
+            </w:r>
+          </w:p>
+        </w:tc>
+      </w:tr>
+      <w:tr>
+        <w:trPr>
+          <w:tblHeader w:val="off"/>
+        </w:trPr>
+        <w:tc>
+          <w:tcPr>
+            <w:tcW w:type="dxa" w:w="1500"/>
+            <w:tcBorders>
+              <w:top w:val="single" w:color="CCCCCC" w:sz="4"/>
+              <w:left w:val="single" w:color="CCCCCC" w:sz="4"/>
+              <w:bottom w:val="single" w:color="CCCCCC" w:sz="4"/>
+              <w:right w:val="single" w:color="CCCCCC" w:sz="4"/>
+            </w:tcBorders>
+            <w:tcMar>
+              <w:top w:type="dxa" w:w="80"/>
+              <w:left w:type="dxa" w:w="120"/>
+              <w:bottom w:type="dxa" w:w="80"/>
+              <w:right w:type="dxa" w:w="120"/>
+            </w:tcMar>
+          </w:tcPr>
+          <w:p>
+            <w:pPr>
+              <w:spacing w:after="40" w:line="280"/>
+            </w:pPr>
+            <w:r>
+              <w:rPr>
+                <w:sz w:val="18"/>
+                <w:szCs w:val="18"/>
+              </w:rPr>
+              <w:t xml:space="preserve">기간</w:t>
+            </w:r>
+          </w:p>
+        </w:tc>
+        <w:tc>
+          <w:tcPr>
+            <w:tcW w:type="dxa" w:w="8138"/>
+            <w:tcBorders>
+              <w:top w:val="single" w:color="CCCCCC" w:sz="4"/>
+              <w:left w:val="single" w:color="CCCCCC" w:sz="4"/>
+              <w:bottom w:val="single" w:color="CCCCCC" w:sz="4"/>
+              <w:right w:val="single" w:color="CCCCCC" w:sz="4"/>
+            </w:tcBorders>
+            <w:tcMar>
+              <w:top w:type="dxa" w:w="80"/>
+              <w:left w:type="dxa" w:w="120"/>
+              <w:bottom w:type="dxa" w:w="80"/>
+              <w:right w:type="dxa" w:w="120"/>
+            </w:tcMar>
+          </w:tcPr>
+          <w:p>
+            <w:pPr>
+              <w:spacing w:after="40" w:line="280"/>
+            </w:pPr>
+            <w:r>
+              <w:rPr>
+                <w:sz w:val="18"/>
+                <w:szCs w:val="18"/>
+              </w:rPr>
+              <w:t xml:space="preserve">2025.12 ~ 진행 중</w:t>
+            </w:r>
+          </w:p>
+        </w:tc>
+      </w:tr>
+      <w:tr>
+        <w:trPr>
+          <w:tblHeader w:val="off"/>
+        </w:trPr>
+        <w:tc>
+          <w:tcPr>
+            <w:tcW w:type="dxa" w:w="1500"/>
+            <w:tcBorders>
+              <w:top w:val="single" w:color="CCCCCC" w:sz="4"/>
+              <w:left w:val="single" w:color="CCCCCC" w:sz="4"/>
+              <w:bottom w:val="single" w:color="CCCCCC" w:sz="4"/>
+              <w:right w:val="single" w:color="CCCCCC" w:sz="4"/>
+            </w:tcBorders>
+            <w:tcMar>
+              <w:top w:type="dxa" w:w="80"/>
+              <w:left w:type="dxa" w:w="120"/>
+              <w:bottom w:type="dxa" w:w="80"/>
+              <w:right w:type="dxa" w:w="120"/>
+            </w:tcMar>
+          </w:tcPr>
+          <w:p>
+            <w:pPr>
+              <w:spacing w:after="40" w:line="280"/>
+            </w:pPr>
+            <w:r>
+              <w:rPr>
+                <w:sz w:val="18"/>
+                <w:szCs w:val="18"/>
+              </w:rPr>
+              <w:t xml:space="preserve">상황</w:t>
+            </w:r>
+          </w:p>
+        </w:tc>
+        <w:tc>
+          <w:tcPr>
+            <w:tcW w:type="dxa" w:w="8138"/>
+            <w:tcBorders>
+              <w:top w:val="single" w:color="CCCCCC" w:sz="4"/>
+              <w:left w:val="single" w:color="CCCCCC" w:sz="4"/>
+              <w:bottom w:val="single" w:color="CCCCCC" w:sz="4"/>
+              <w:right w:val="single" w:color="CCCCCC" w:sz="4"/>
+            </w:tcBorders>
+            <w:tcMar>
+              <w:top w:type="dxa" w:w="80"/>
+              <w:left w:type="dxa" w:w="120"/>
+              <w:bottom w:type="dxa" w:w="80"/>
+              <w:right w:type="dxa" w:w="120"/>
+            </w:tcMar>
+          </w:tcPr>
+          <w:p>
+            <w:pPr>
+              <w:spacing w:after="40" w:line="280"/>
+            </w:pPr>
+            <w:r>
+              <w:rPr>
+                <w:sz w:val="18"/>
+                <w:szCs w:val="18"/>
+              </w:rPr>
+              <w:t xml:space="preserve">팀 프로젝트에서 이해하지 못한 채 쓴 코드 때문에 같은 문제를 반복해서 푸는 데 시간을 썼다. 실무 프로젝트에 바로 적용할 수 있을 만큼 핵심 개념을 이해할 필요가 있었다.</w:t>
+            </w:r>
+          </w:p>
+        </w:tc>
+      </w:tr>
+      <w:tr>
+        <w:trPr>
+          <w:tblHeader w:val="off"/>
+        </w:trPr>
+        <w:tc>
+          <w:tcPr>
+            <w:tcW w:type="dxa" w:w="1500"/>
+            <w:tcBorders>
+              <w:top w:val="single" w:color="CCCCCC" w:sz="4"/>
+              <w:left w:val="single" w:color="CCCCCC" w:sz="4"/>
+              <w:bottom w:val="single" w:color="CCCCCC" w:sz="4"/>
+              <w:right w:val="single" w:color="CCCCCC" w:sz="4"/>
+            </w:tcBorders>
+            <w:tcMar>
+              <w:top w:type="dxa" w:w="80"/>
+              <w:left w:type="dxa" w:w="120"/>
+              <w:bottom w:type="dxa" w:w="80"/>
+              <w:right w:type="dxa" w:w="120"/>
+            </w:tcMar>
+          </w:tcPr>
+          <w:p>
+            <w:pPr>
+              <w:spacing w:after="40" w:line="280"/>
+            </w:pPr>
+            <w:r>
+              <w:rPr>
+                <w:sz w:val="18"/>
+                <w:szCs w:val="18"/>
+              </w:rPr>
+              <w:t xml:space="preserve">행동</w:t>
+            </w:r>
+          </w:p>
+        </w:tc>
+        <w:tc>
+          <w:tcPr>
+            <w:tcW w:type="dxa" w:w="8138"/>
+            <w:tcBorders>
+              <w:top w:val="single" w:color="CCCCCC" w:sz="4"/>
+              <w:left w:val="single" w:color="CCCCCC" w:sz="4"/>
+              <w:bottom w:val="single" w:color="CCCCCC" w:sz="4"/>
+              <w:right w:val="single" w:color="CCCCCC" w:sz="4"/>
+            </w:tcBorders>
+            <w:tcMar>
+              <w:top w:type="dxa" w:w="80"/>
+              <w:left w:type="dxa" w:w="120"/>
+              <w:bottom w:type="dxa" w:w="80"/>
+              <w:right w:type="dxa" w:w="120"/>
+            </w:tcMar>
+          </w:tcPr>
+          <w:p>
+            <w:pPr>
+              <w:spacing w:after="40" w:line="280"/>
+            </w:pPr>
+            <w:r>
+              <w:rPr>
+                <w:sz w:val="18"/>
+                <w:szCs w:val="18"/>
+              </w:rPr>
+              <w:t xml:space="preserve">상태 관리, 인증, 트랜잭션 처리 등 핵심 개념을 분리해 학습하고, 단순 기능 구현이 아니라 '왜 이런 구조가 필요한지'를 정리했다. 학습 중 트러블슈팅과 설계 고민을 기술 블로그와 Notion에 기록했다.</w:t>
+            </w:r>
+          </w:p>
+        </w:tc>
+      </w:tr>
+      <w:tr>
+        <w:trPr>
+          <w:tblHeader w:val="off"/>
+        </w:trPr>
+        <w:tc>
+          <w:tcPr>
+            <w:tcW w:type="dxa" w:w="1500"/>
+            <w:tcBorders>
+              <w:top w:val="single" w:color="CCCCCC" w:sz="4"/>
+              <w:left w:val="single" w:color="CCCCCC" w:sz="4"/>
+              <w:bottom w:val="single" w:color="CCCCCC" w:sz="4"/>
+              <w:right w:val="single" w:color="CCCCCC" w:sz="4"/>
+            </w:tcBorders>
+            <w:tcMar>
+              <w:top w:type="dxa" w:w="80"/>
+              <w:left w:type="dxa" w:w="120"/>
+              <w:bottom w:type="dxa" w:w="80"/>
+              <w:right w:type="dxa" w:w="120"/>
+            </w:tcMar>
+          </w:tcPr>
+          <w:p>
+            <w:pPr>
+              <w:spacing w:after="40" w:line="280"/>
+            </w:pPr>
+            <w:r>
+              <w:rPr>
+                <w:sz w:val="18"/>
+                <w:szCs w:val="18"/>
+              </w:rPr>
+              <w:t xml:space="preserve">결과</w:t>
+            </w:r>
+          </w:p>
+        </w:tc>
+        <w:tc>
+          <w:tcPr>
+            <w:tcW w:type="dxa" w:w="8138"/>
+            <w:tcBorders>
+              <w:top w:val="single" w:color="CCCCCC" w:sz="4"/>
+              <w:left w:val="single" w:color="CCCCCC" w:sz="4"/>
+              <w:bottom w:val="single" w:color="CCCCCC" w:sz="4"/>
+              <w:right w:val="single" w:color="CCCCCC" w:sz="4"/>
+            </w:tcBorders>
+            <w:tcMar>
+              <w:top w:type="dxa" w:w="80"/>
+              <w:left w:type="dxa" w:w="120"/>
+              <w:bottom w:type="dxa" w:w="80"/>
+              <w:right w:type="dxa" w:w="120"/>
+            </w:tcMar>
+          </w:tcPr>
+          <w:p>
+            <w:pPr>
+              <w:spacing w:after="40" w:line="280"/>
+            </w:pPr>
+            <w:r>
+              <w:rPr>
+                <w:sz w:val="18"/>
+                <w:szCs w:val="18"/>
+              </w:rPr>
+              <w:t xml:space="preserve">정리한 내용을 MU:ZIN의 상태 관리·인증 구조에 다시 적용하고 있다.</w:t>
             </w:r>
           </w:p>
         </w:tc>

--- a/site/static/files/lee-seulgi-career-description.docx
+++ b/site/static/files/lee-seulgi-career-description.docx
@@ -344,6 +344,127 @@
                 <w:sz w:val="18"/>
                 <w:szCs w:val="18"/>
               </w:rPr>
+              <w:t xml:space="preserve">실무</w:t>
+            </w:r>
+          </w:p>
+        </w:tc>
+        <w:tc>
+          <w:tcPr>
+            <w:tcW w:type="dxa" w:w="3900"/>
+            <w:tcBorders>
+              <w:top w:val="single" w:color="CCCCCC" w:sz="4"/>
+              <w:left w:val="single" w:color="CCCCCC" w:sz="4"/>
+              <w:bottom w:val="single" w:color="CCCCCC" w:sz="4"/>
+              <w:right w:val="single" w:color="CCCCCC" w:sz="4"/>
+            </w:tcBorders>
+            <w:tcMar>
+              <w:top w:type="dxa" w:w="80"/>
+              <w:left w:type="dxa" w:w="120"/>
+              <w:bottom w:type="dxa" w:w="80"/>
+              <w:right w:type="dxa" w:w="120"/>
+            </w:tcMar>
+          </w:tcPr>
+          <w:p>
+            <w:pPr>
+              <w:spacing w:after="40" w:line="280"/>
+            </w:pPr>
+            <w:r>
+              <w:rPr>
+                <w:sz w:val="18"/>
+                <w:szCs w:val="18"/>
+              </w:rPr>
+              <w:t xml:space="preserve">자사몰 유지보수 (골든보이, 아르바이트)</w:t>
+            </w:r>
+          </w:p>
+        </w:tc>
+        <w:tc>
+          <w:tcPr>
+            <w:tcW w:type="dxa" w:w="1900"/>
+            <w:tcBorders>
+              <w:top w:val="single" w:color="CCCCCC" w:sz="4"/>
+              <w:left w:val="single" w:color="CCCCCC" w:sz="4"/>
+              <w:bottom w:val="single" w:color="CCCCCC" w:sz="4"/>
+              <w:right w:val="single" w:color="CCCCCC" w:sz="4"/>
+            </w:tcBorders>
+            <w:tcMar>
+              <w:top w:type="dxa" w:w="80"/>
+              <w:left w:type="dxa" w:w="120"/>
+              <w:bottom w:type="dxa" w:w="80"/>
+              <w:right w:type="dxa" w:w="120"/>
+            </w:tcMar>
+          </w:tcPr>
+          <w:p>
+            <w:pPr>
+              <w:spacing w:after="40" w:line="280"/>
+            </w:pPr>
+            <w:r>
+              <w:rPr>
+                <w:sz w:val="18"/>
+                <w:szCs w:val="18"/>
+              </w:rPr>
+              <w:t xml:space="preserve">자기동기력</w:t>
+            </w:r>
+          </w:p>
+        </w:tc>
+        <w:tc>
+          <w:tcPr>
+            <w:tcW w:type="dxa" w:w="2338"/>
+            <w:tcBorders>
+              <w:top w:val="single" w:color="CCCCCC" w:sz="4"/>
+              <w:left w:val="single" w:color="CCCCCC" w:sz="4"/>
+              <w:bottom w:val="single" w:color="CCCCCC" w:sz="4"/>
+              <w:right w:val="single" w:color="CCCCCC" w:sz="4"/>
+            </w:tcBorders>
+            <w:tcMar>
+              <w:top w:type="dxa" w:w="80"/>
+              <w:left w:type="dxa" w:w="120"/>
+              <w:bottom w:type="dxa" w:w="80"/>
+              <w:right w:type="dxa" w:w="120"/>
+            </w:tcMar>
+          </w:tcPr>
+          <w:p>
+            <w:pPr>
+              <w:spacing w:after="40" w:line="280"/>
+            </w:pPr>
+            <w:r>
+              <w:rPr>
+                <w:sz w:val="18"/>
+                <w:szCs w:val="18"/>
+              </w:rPr>
+              <w:t xml:space="preserve">2025.02 ~ 2025.06</w:t>
+            </w:r>
+          </w:p>
+        </w:tc>
+      </w:tr>
+      <w:tr>
+        <w:trPr>
+          <w:tblHeader w:val="off"/>
+        </w:trPr>
+        <w:tc>
+          <w:tcPr>
+            <w:tcW w:type="dxa" w:w="1500"/>
+            <w:tcBorders>
+              <w:top w:val="single" w:color="CCCCCC" w:sz="4"/>
+              <w:left w:val="single" w:color="CCCCCC" w:sz="4"/>
+              <w:bottom w:val="single" w:color="CCCCCC" w:sz="4"/>
+              <w:right w:val="single" w:color="CCCCCC" w:sz="4"/>
+            </w:tcBorders>
+            <w:tcMar>
+              <w:top w:type="dxa" w:w="80"/>
+              <w:left w:type="dxa" w:w="120"/>
+              <w:bottom w:type="dxa" w:w="80"/>
+              <w:right w:type="dxa" w:w="120"/>
+            </w:tcMar>
+          </w:tcPr>
+          <w:p>
+            <w:pPr>
+              <w:spacing w:after="40" w:line="280"/>
+            </w:pPr>
+            <w:r>
+              <w:rPr>
+                <w:sz w:val="18"/>
+                <w:szCs w:val="18"/>
+              </w:rPr>
               <w:t xml:space="preserve">팀</w:t>
             </w:r>
           </w:p>
@@ -1984,7 +2105,7 @@
                 <w:sz w:val="18"/>
                 <w:szCs w:val="18"/>
               </w:rPr>
-              <w:t xml:space="preserve">디자인과 운영을 함께 맡아 자사몰과 여러 오픈마켓을 동시에 관리해야 했고, HTML을 아는 사람이 거의 없어 이미지 삽입 위주로 자사몰과 파일이 비효율적으로 관리되고 있었다.</w:t>
+              <w:t xml:space="preserve">디자인과 운영을 함께 맡아 자사몰과 여러 오픈마켓을 동시에 관리해야 했다.</w:t>
             </w:r>
           </w:p>
         </w:tc>
@@ -2110,7 +2231,347 @@
                 <w:sz w:val="18"/>
                 <w:szCs w:val="18"/>
               </w:rPr>
-              <w:t xml:space="preserve">디자인 제작부터 상품 운영·프로모션 반영·판매 채널 관리까지 수행했고, 물류 프로세스 정리로 계약 추진에 기여했다. 구조적인 문제는 디자인만으로 풀 수 없다는 한계를 느껴 회사에 다니며 DBMS와 웹 개발 수업을 병행하기 시작했다.</w:t>
+              <w:t xml:space="preserve">디자인 제작부터 상품 운영·프로모션 반영·판매 채널 관리까지 수행했고, 물류 프로세스 정리로 계약 추진에 기여했다.</w:t>
+            </w:r>
+          </w:p>
+        </w:tc>
+      </w:tr>
+    </w:tbl>
+    <w:p>
+      <w:pPr>
+        <w:pStyle w:val="Heading2"/>
+      </w:pPr>
+      <w:r>
+        <w:t xml:space="preserve">실무 · 자사몰 유지보수 (골든보이, 아르바이트)</w:t>
+      </w:r>
+    </w:p>
+    <w:tbl>
+      <w:tblPr>
+        <w:tblW w:type="dxa" w:w="9638"/>
+        <w:tblBorders>
+          <w:top w:val="single" w:color="auto" w:sz="4"/>
+          <w:left w:val="single" w:color="auto" w:sz="4"/>
+          <w:bottom w:val="single" w:color="auto" w:sz="4"/>
+          <w:right w:val="single" w:color="auto" w:sz="4"/>
+          <w:insideH w:val="single" w:color="auto" w:sz="4"/>
+          <w:insideV w:val="single" w:color="auto" w:sz="4"/>
+        </w:tblBorders>
+      </w:tblPr>
+      <w:tblGrid>
+        <w:gridCol w:w="1500"/>
+        <w:gridCol w:w="8138"/>
+      </w:tblGrid>
+      <w:tr>
+        <w:trPr>
+          <w:tblHeader w:val="off"/>
+        </w:trPr>
+        <w:tc>
+          <w:tcPr>
+            <w:tcW w:type="dxa" w:w="1500"/>
+            <w:tcBorders>
+              <w:top w:val="single" w:color="CCCCCC" w:sz="4"/>
+              <w:left w:val="single" w:color="CCCCCC" w:sz="4"/>
+              <w:bottom w:val="single" w:color="CCCCCC" w:sz="4"/>
+              <w:right w:val="single" w:color="CCCCCC" w:sz="4"/>
+            </w:tcBorders>
+            <w:tcMar>
+              <w:top w:type="dxa" w:w="80"/>
+              <w:left w:type="dxa" w:w="120"/>
+              <w:bottom w:type="dxa" w:w="80"/>
+              <w:right w:type="dxa" w:w="120"/>
+            </w:tcMar>
+          </w:tcPr>
+          <w:p>
+            <w:pPr>
+              <w:spacing w:after="40" w:line="280"/>
+            </w:pPr>
+            <w:r>
+              <w:rPr>
+                <w:sz w:val="18"/>
+                <w:szCs w:val="18"/>
+              </w:rPr>
+              <w:t xml:space="preserve">해당 능력</w:t>
+            </w:r>
+          </w:p>
+        </w:tc>
+        <w:tc>
+          <w:tcPr>
+            <w:tcW w:type="dxa" w:w="8138"/>
+            <w:tcBorders>
+              <w:top w:val="single" w:color="CCCCCC" w:sz="4"/>
+              <w:left w:val="single" w:color="CCCCCC" w:sz="4"/>
+              <w:bottom w:val="single" w:color="CCCCCC" w:sz="4"/>
+              <w:right w:val="single" w:color="CCCCCC" w:sz="4"/>
+            </w:tcBorders>
+            <w:tcMar>
+              <w:top w:type="dxa" w:w="80"/>
+              <w:left w:type="dxa" w:w="120"/>
+              <w:bottom w:type="dxa" w:w="80"/>
+              <w:right w:type="dxa" w:w="120"/>
+            </w:tcMar>
+          </w:tcPr>
+          <w:p>
+            <w:pPr>
+              <w:spacing w:after="40" w:line="280"/>
+            </w:pPr>
+            <w:r>
+              <w:rPr>
+                <w:sz w:val="18"/>
+                <w:szCs w:val="18"/>
+              </w:rPr>
+              <w:t xml:space="preserve">자기동기력</w:t>
+            </w:r>
+          </w:p>
+        </w:tc>
+      </w:tr>
+      <w:tr>
+        <w:trPr>
+          <w:tblHeader w:val="off"/>
+        </w:trPr>
+        <w:tc>
+          <w:tcPr>
+            <w:tcW w:type="dxa" w:w="1500"/>
+            <w:tcBorders>
+              <w:top w:val="single" w:color="CCCCCC" w:sz="4"/>
+              <w:left w:val="single" w:color="CCCCCC" w:sz="4"/>
+              <w:bottom w:val="single" w:color="CCCCCC" w:sz="4"/>
+              <w:right w:val="single" w:color="CCCCCC" w:sz="4"/>
+            </w:tcBorders>
+            <w:tcMar>
+              <w:top w:type="dxa" w:w="80"/>
+              <w:left w:type="dxa" w:w="120"/>
+              <w:bottom w:type="dxa" w:w="80"/>
+              <w:right w:type="dxa" w:w="120"/>
+            </w:tcMar>
+          </w:tcPr>
+          <w:p>
+            <w:pPr>
+              <w:spacing w:after="40" w:line="280"/>
+            </w:pPr>
+            <w:r>
+              <w:rPr>
+                <w:sz w:val="18"/>
+                <w:szCs w:val="18"/>
+              </w:rPr>
+              <w:t xml:space="preserve">기간</w:t>
+            </w:r>
+          </w:p>
+        </w:tc>
+        <w:tc>
+          <w:tcPr>
+            <w:tcW w:type="dxa" w:w="8138"/>
+            <w:tcBorders>
+              <w:top w:val="single" w:color="CCCCCC" w:sz="4"/>
+              <w:left w:val="single" w:color="CCCCCC" w:sz="4"/>
+              <w:bottom w:val="single" w:color="CCCCCC" w:sz="4"/>
+              <w:right w:val="single" w:color="CCCCCC" w:sz="4"/>
+            </w:tcBorders>
+            <w:tcMar>
+              <w:top w:type="dxa" w:w="80"/>
+              <w:left w:type="dxa" w:w="120"/>
+              <w:bottom w:type="dxa" w:w="80"/>
+              <w:right w:type="dxa" w:w="120"/>
+            </w:tcMar>
+          </w:tcPr>
+          <w:p>
+            <w:pPr>
+              <w:spacing w:after="40" w:line="280"/>
+            </w:pPr>
+            <w:r>
+              <w:rPr>
+                <w:sz w:val="18"/>
+                <w:szCs w:val="18"/>
+              </w:rPr>
+              <w:t xml:space="preserve">2025.02 ~ 2025.06</w:t>
+            </w:r>
+          </w:p>
+        </w:tc>
+      </w:tr>
+      <w:tr>
+        <w:trPr>
+          <w:tblHeader w:val="off"/>
+        </w:trPr>
+        <w:tc>
+          <w:tcPr>
+            <w:tcW w:type="dxa" w:w="1500"/>
+            <w:tcBorders>
+              <w:top w:val="single" w:color="CCCCCC" w:sz="4"/>
+              <w:left w:val="single" w:color="CCCCCC" w:sz="4"/>
+              <w:bottom w:val="single" w:color="CCCCCC" w:sz="4"/>
+              <w:right w:val="single" w:color="CCCCCC" w:sz="4"/>
+            </w:tcBorders>
+            <w:tcMar>
+              <w:top w:type="dxa" w:w="80"/>
+              <w:left w:type="dxa" w:w="120"/>
+              <w:bottom w:type="dxa" w:w="80"/>
+              <w:right w:type="dxa" w:w="120"/>
+            </w:tcMar>
+          </w:tcPr>
+          <w:p>
+            <w:pPr>
+              <w:spacing w:after="40" w:line="280"/>
+            </w:pPr>
+            <w:r>
+              <w:rPr>
+                <w:sz w:val="18"/>
+                <w:szCs w:val="18"/>
+              </w:rPr>
+              <w:t xml:space="preserve">상황</w:t>
+            </w:r>
+          </w:p>
+        </w:tc>
+        <w:tc>
+          <w:tcPr>
+            <w:tcW w:type="dxa" w:w="8138"/>
+            <w:tcBorders>
+              <w:top w:val="single" w:color="CCCCCC" w:sz="4"/>
+              <w:left w:val="single" w:color="CCCCCC" w:sz="4"/>
+              <w:bottom w:val="single" w:color="CCCCCC" w:sz="4"/>
+              <w:right w:val="single" w:color="CCCCCC" w:sz="4"/>
+            </w:tcBorders>
+            <w:tcMar>
+              <w:top w:type="dxa" w:w="80"/>
+              <w:left w:type="dxa" w:w="120"/>
+              <w:bottom w:type="dxa" w:w="80"/>
+              <w:right w:type="dxa" w:w="120"/>
+            </w:tcMar>
+          </w:tcPr>
+          <w:p>
+            <w:pPr>
+              <w:spacing w:after="40" w:line="280"/>
+            </w:pPr>
+            <w:r>
+              <w:rPr>
+                <w:sz w:val="18"/>
+                <w:szCs w:val="18"/>
+              </w:rPr>
+              <w:t xml:space="preserve">HTML을 아는 사람이 거의 없어 자사몰이 단순 이미지 삽입 위주로 운영되고, 이미지와 파일이 비효율적으로 관리되고 있었다. 이전 회사는 이미지를 올리고 링크만 넣으면 정리되는 구조였다.</w:t>
+            </w:r>
+          </w:p>
+        </w:tc>
+      </w:tr>
+      <w:tr>
+        <w:trPr>
+          <w:tblHeader w:val="off"/>
+        </w:trPr>
+        <w:tc>
+          <w:tcPr>
+            <w:tcW w:type="dxa" w:w="1500"/>
+            <w:tcBorders>
+              <w:top w:val="single" w:color="CCCCCC" w:sz="4"/>
+              <w:left w:val="single" w:color="CCCCCC" w:sz="4"/>
+              <w:bottom w:val="single" w:color="CCCCCC" w:sz="4"/>
+              <w:right w:val="single" w:color="CCCCCC" w:sz="4"/>
+            </w:tcBorders>
+            <w:tcMar>
+              <w:top w:type="dxa" w:w="80"/>
+              <w:left w:type="dxa" w:w="120"/>
+              <w:bottom w:type="dxa" w:w="80"/>
+              <w:right w:type="dxa" w:w="120"/>
+            </w:tcMar>
+          </w:tcPr>
+          <w:p>
+            <w:pPr>
+              <w:spacing w:after="40" w:line="280"/>
+            </w:pPr>
+            <w:r>
+              <w:rPr>
+                <w:sz w:val="18"/>
+                <w:szCs w:val="18"/>
+              </w:rPr>
+              <w:t xml:space="preserve">행동</w:t>
+            </w:r>
+          </w:p>
+        </w:tc>
+        <w:tc>
+          <w:tcPr>
+            <w:tcW w:type="dxa" w:w="8138"/>
+            <w:tcBorders>
+              <w:top w:val="single" w:color="CCCCCC" w:sz="4"/>
+              <w:left w:val="single" w:color="CCCCCC" w:sz="4"/>
+              <w:bottom w:val="single" w:color="CCCCCC" w:sz="4"/>
+              <w:right w:val="single" w:color="CCCCCC" w:sz="4"/>
+            </w:tcBorders>
+            <w:tcMar>
+              <w:top w:type="dxa" w:w="80"/>
+              <w:left w:type="dxa" w:w="120"/>
+              <w:bottom w:type="dxa" w:w="80"/>
+              <w:right w:type="dxa" w:w="120"/>
+            </w:tcMar>
+          </w:tcPr>
+          <w:p>
+            <w:pPr>
+              <w:spacing w:after="40" w:line="280"/>
+            </w:pPr>
+            <w:r>
+              <w:rPr>
+                <w:sz w:val="18"/>
+                <w:szCs w:val="18"/>
+              </w:rPr>
+              <w:t xml:space="preserve">웹 디자인 업무와 자사몰 유지보수를 하면서, 설계 차이가 운영 효율을 바꾼다는 점을 확인하고 회사에 다니며 DBMS와 웹 개발 수업을 병행했다.</w:t>
+            </w:r>
+          </w:p>
+        </w:tc>
+      </w:tr>
+      <w:tr>
+        <w:trPr>
+          <w:tblHeader w:val="off"/>
+        </w:trPr>
+        <w:tc>
+          <w:tcPr>
+            <w:tcW w:type="dxa" w:w="1500"/>
+            <w:tcBorders>
+              <w:top w:val="single" w:color="CCCCCC" w:sz="4"/>
+              <w:left w:val="single" w:color="CCCCCC" w:sz="4"/>
+              <w:bottom w:val="single" w:color="CCCCCC" w:sz="4"/>
+              <w:right w:val="single" w:color="CCCCCC" w:sz="4"/>
+            </w:tcBorders>
+            <w:tcMar>
+              <w:top w:type="dxa" w:w="80"/>
+              <w:left w:type="dxa" w:w="120"/>
+              <w:bottom w:type="dxa" w:w="80"/>
+              <w:right w:type="dxa" w:w="120"/>
+            </w:tcMar>
+          </w:tcPr>
+          <w:p>
+            <w:pPr>
+              <w:spacing w:after="40" w:line="280"/>
+            </w:pPr>
+            <w:r>
+              <w:rPr>
+                <w:sz w:val="18"/>
+                <w:szCs w:val="18"/>
+              </w:rPr>
+              <w:t xml:space="preserve">결과</w:t>
+            </w:r>
+          </w:p>
+        </w:tc>
+        <w:tc>
+          <w:tcPr>
+            <w:tcW w:type="dxa" w:w="8138"/>
+            <w:tcBorders>
+              <w:top w:val="single" w:color="CCCCCC" w:sz="4"/>
+              <w:left w:val="single" w:color="CCCCCC" w:sz="4"/>
+              <w:bottom w:val="single" w:color="CCCCCC" w:sz="4"/>
+              <w:right w:val="single" w:color="CCCCCC" w:sz="4"/>
+            </w:tcBorders>
+            <w:tcMar>
+              <w:top w:type="dxa" w:w="80"/>
+              <w:left w:type="dxa" w:w="120"/>
+              <w:bottom w:type="dxa" w:w="80"/>
+              <w:right w:type="dxa" w:w="120"/>
+            </w:tcMar>
+          </w:tcPr>
+          <w:p>
+            <w:pPr>
+              <w:spacing w:after="40" w:line="280"/>
+            </w:pPr>
+            <w:r>
+              <w:rPr>
+                <w:sz w:val="18"/>
+                <w:szCs w:val="18"/>
+              </w:rPr>
+              <w:t xml:space="preserve">디자인 결과물만으로는 구조적인 문제를 풀 수 없다는 판단으로 웹 개발에 전념하기로 했고, 2025년 웹개발 과정과 ERP 개발 과정을 수료했다.</w:t>
             </w:r>
           </w:p>
         </w:tc>

--- a/site/static/files/lee-seulgi-career-description.docx
+++ b/site/static/files/lee-seulgi-career-description.docx
@@ -978,6 +978,127 @@
                 <w:sz w:val="18"/>
                 <w:szCs w:val="18"/>
               </w:rPr>
+              <w:t xml:space="preserve">LUI ARCHIVE (처음 만든 포트폴리오 사이트)</w:t>
+            </w:r>
+          </w:p>
+        </w:tc>
+        <w:tc>
+          <w:tcPr>
+            <w:tcW w:type="dxa" w:w="1900"/>
+            <w:tcBorders>
+              <w:top w:val="single" w:color="CCCCCC" w:sz="4"/>
+              <w:left w:val="single" w:color="CCCCCC" w:sz="4"/>
+              <w:bottom w:val="single" w:color="CCCCCC" w:sz="4"/>
+              <w:right w:val="single" w:color="CCCCCC" w:sz="4"/>
+            </w:tcBorders>
+            <w:tcMar>
+              <w:top w:type="dxa" w:w="80"/>
+              <w:left w:type="dxa" w:w="120"/>
+              <w:bottom w:type="dxa" w:w="80"/>
+              <w:right w:type="dxa" w:w="120"/>
+            </w:tcMar>
+          </w:tcPr>
+          <w:p>
+            <w:pPr>
+              <w:spacing w:after="40" w:line="280"/>
+            </w:pPr>
+            <w:r>
+              <w:rPr>
+                <w:sz w:val="18"/>
+                <w:szCs w:val="18"/>
+              </w:rPr>
+              <w:t xml:space="preserve">자기조절력</w:t>
+            </w:r>
+          </w:p>
+        </w:tc>
+        <w:tc>
+          <w:tcPr>
+            <w:tcW w:type="dxa" w:w="2338"/>
+            <w:tcBorders>
+              <w:top w:val="single" w:color="CCCCCC" w:sz="4"/>
+              <w:left w:val="single" w:color="CCCCCC" w:sz="4"/>
+              <w:bottom w:val="single" w:color="CCCCCC" w:sz="4"/>
+              <w:right w:val="single" w:color="CCCCCC" w:sz="4"/>
+            </w:tcBorders>
+            <w:tcMar>
+              <w:top w:type="dxa" w:w="80"/>
+              <w:left w:type="dxa" w:w="120"/>
+              <w:bottom w:type="dxa" w:w="80"/>
+              <w:right w:type="dxa" w:w="120"/>
+            </w:tcMar>
+          </w:tcPr>
+          <w:p>
+            <w:pPr>
+              <w:spacing w:after="40" w:line="280"/>
+            </w:pPr>
+            <w:r>
+              <w:rPr>
+                <w:sz w:val="18"/>
+                <w:szCs w:val="18"/>
+              </w:rPr>
+              <w:t xml:space="preserve">2026.04.03 ~ 2026.04.04</w:t>
+            </w:r>
+          </w:p>
+        </w:tc>
+      </w:tr>
+      <w:tr>
+        <w:trPr>
+          <w:tblHeader w:val="off"/>
+        </w:trPr>
+        <w:tc>
+          <w:tcPr>
+            <w:tcW w:type="dxa" w:w="1500"/>
+            <w:tcBorders>
+              <w:top w:val="single" w:color="CCCCCC" w:sz="4"/>
+              <w:left w:val="single" w:color="CCCCCC" w:sz="4"/>
+              <w:bottom w:val="single" w:color="CCCCCC" w:sz="4"/>
+              <w:right w:val="single" w:color="CCCCCC" w:sz="4"/>
+            </w:tcBorders>
+            <w:tcMar>
+              <w:top w:type="dxa" w:w="80"/>
+              <w:left w:type="dxa" w:w="120"/>
+              <w:bottom w:type="dxa" w:w="80"/>
+              <w:right w:type="dxa" w:w="120"/>
+            </w:tcMar>
+          </w:tcPr>
+          <w:p>
+            <w:pPr>
+              <w:spacing w:after="40" w:line="280"/>
+            </w:pPr>
+            <w:r>
+              <w:rPr>
+                <w:sz w:val="18"/>
+                <w:szCs w:val="18"/>
+              </w:rPr>
+              <w:t xml:space="preserve">개인</w:t>
+            </w:r>
+          </w:p>
+        </w:tc>
+        <w:tc>
+          <w:tcPr>
+            <w:tcW w:type="dxa" w:w="3900"/>
+            <w:tcBorders>
+              <w:top w:val="single" w:color="CCCCCC" w:sz="4"/>
+              <w:left w:val="single" w:color="CCCCCC" w:sz="4"/>
+              <w:bottom w:val="single" w:color="CCCCCC" w:sz="4"/>
+              <w:right w:val="single" w:color="CCCCCC" w:sz="4"/>
+            </w:tcBorders>
+            <w:tcMar>
+              <w:top w:type="dxa" w:w="80"/>
+              <w:left w:type="dxa" w:w="120"/>
+              <w:bottom w:type="dxa" w:w="80"/>
+              <w:right w:type="dxa" w:w="120"/>
+            </w:tcMar>
+          </w:tcPr>
+          <w:p>
+            <w:pPr>
+              <w:spacing w:after="40" w:line="280"/>
+            </w:pPr>
+            <w:r>
+              <w:rPr>
+                <w:sz w:val="18"/>
+                <w:szCs w:val="18"/>
+              </w:rPr>
               <w:t xml:space="preserve">ODYSSEY PLAN (AI 5년 계획 서비스)</w:t>
             </w:r>
           </w:p>
@@ -2571,7 +2692,7 @@
                 <w:sz w:val="18"/>
                 <w:szCs w:val="18"/>
               </w:rPr>
-              <w:t xml:space="preserve">디자인 결과물만으로는 구조적인 문제를 풀 수 없다는 판단으로 웹 개발에 전념하기로 했고, 2025년 웹개발 과정과 ERP 개발 과정을 수료했다.</w:t>
+              <w:t xml:space="preserve">디자인 결과물만으로는 구조적인 문제를 풀 수 없다는 판단으로 웹 개발에 전념하기로 했고, 2025년 웹개발 과정을 수강하고 ERP 개발 과정을 수료했다.</w:t>
             </w:r>
           </w:p>
         </w:tc>
@@ -3188,7 +3309,7 @@
                 <w:sz w:val="18"/>
                 <w:szCs w:val="18"/>
               </w:rPr>
-              <w:t xml:space="preserve">프로젝트 초기에 파일·라우터 구조를 정리하고 Figma 와이어프레임을 만들어 팀원들과 구현 기준을 공유했다. 공연 favorite·공연장 flag 기능을 서비스 흐름에 맞게 이식·확장하고, 모달 중심이던 지연 저장 방식을 페이지형 상세 화면에서도 동작하게 구현했다. Firebase Storage 프로필 이미지 업로드를 구현하고, 반복되는 상태 로직은 React Query와 커스텀 훅으로 분리했다. 초기·최종 발표 자료를 만들고 초기 발표를 맡았다.</w:t>
+              <w:t xml:space="preserve">프로젝트 초기에 파일·라우터 구조를 정리하고 Figma 와이어프레임을 만들어 팀원들과 구현 기준을 공유했다. 공연 favorite·공연장 flag 기능을 서비스 흐름에 맞게 이식·확장하고, 모달 중심이던 지연 저장 방식을 페이지형 상세 화면에서도 동작하게 구현했다. Firebase Storage 프로필 이미지 업로드를 구현하고, 반복되는 상태 로직은 React Query와 커스텀 훅으로 분리했다. KOPIS API 기반 공연 정보 서비스에 가입자 수·페이지 방문 수·스크랩 수를 보는 관리자 대시보드를 구성하고, 스크랩 수가 높은 공연을 메인 배너에 노출하는 운영 방향을 고민했다. 초기·최종 발표 자료를 만들고 초기 발표를 맡았다.</w:t>
             </w:r>
           </w:p>
         </w:tc>
@@ -3528,7 +3649,7 @@
                 <w:sz w:val="18"/>
                 <w:szCs w:val="18"/>
               </w:rPr>
-              <w:t xml:space="preserve">반복 규칙 기반 타임슬롯 자동 생성과 OPEN/CLOSED/BOOKED 상태 분리로 예약 충돌을 막았다. QueryDSL로 악기·레슨 스타일·시간 조건을 조합하는 동적 검색을 만들고, 서버 상태는 React Query, UI 상태는 Zustand로 나눴으며, OAuth2·JWT로 일반 사용자와 아티스트 권한을 분리했다.</w:t>
+              <w:t xml:space="preserve">반복 규칙 기반 타임슬롯 자동 생성과 OPEN/CLOSED/BOOKED 상태 분리로 예약 충돌을 막았다. QueryDSL로 악기·레슨 스타일·시간 조건을 조합하는 동적 검색을 만들고, 서버 상태는 React Query, UI 상태는 Zustand로 나눴으며, OAuth2·JWT로 일반 사용자와 아티스트 권한을 분리했다. 예약 요청·확정·완료·알림으로 이어지는 상태 흐름을 화면과 데이터베이스에 연결했고, AI 도구는 참고하되 핵심 로직은 직접 이해하며 구현했다.</w:t>
             </w:r>
           </w:p>
         </w:tc>
@@ -3942,6 +4063,346 @@
         <w:pStyle w:val="Heading2"/>
       </w:pPr>
       <w:r>
+        <w:t xml:space="preserve">개인 · LUI ARCHIVE (처음 만든 포트폴리오 사이트)</w:t>
+      </w:r>
+    </w:p>
+    <w:tbl>
+      <w:tblPr>
+        <w:tblW w:type="dxa" w:w="9638"/>
+        <w:tblBorders>
+          <w:top w:val="single" w:color="auto" w:sz="4"/>
+          <w:left w:val="single" w:color="auto" w:sz="4"/>
+          <w:bottom w:val="single" w:color="auto" w:sz="4"/>
+          <w:right w:val="single" w:color="auto" w:sz="4"/>
+          <w:insideH w:val="single" w:color="auto" w:sz="4"/>
+          <w:insideV w:val="single" w:color="auto" w:sz="4"/>
+        </w:tblBorders>
+      </w:tblPr>
+      <w:tblGrid>
+        <w:gridCol w:w="1500"/>
+        <w:gridCol w:w="8138"/>
+      </w:tblGrid>
+      <w:tr>
+        <w:trPr>
+          <w:tblHeader w:val="off"/>
+        </w:trPr>
+        <w:tc>
+          <w:tcPr>
+            <w:tcW w:type="dxa" w:w="1500"/>
+            <w:tcBorders>
+              <w:top w:val="single" w:color="CCCCCC" w:sz="4"/>
+              <w:left w:val="single" w:color="CCCCCC" w:sz="4"/>
+              <w:bottom w:val="single" w:color="CCCCCC" w:sz="4"/>
+              <w:right w:val="single" w:color="CCCCCC" w:sz="4"/>
+            </w:tcBorders>
+            <w:tcMar>
+              <w:top w:type="dxa" w:w="80"/>
+              <w:left w:type="dxa" w:w="120"/>
+              <w:bottom w:type="dxa" w:w="80"/>
+              <w:right w:type="dxa" w:w="120"/>
+            </w:tcMar>
+          </w:tcPr>
+          <w:p>
+            <w:pPr>
+              <w:spacing w:after="40" w:line="280"/>
+            </w:pPr>
+            <w:r>
+              <w:rPr>
+                <w:sz w:val="18"/>
+                <w:szCs w:val="18"/>
+              </w:rPr>
+              <w:t xml:space="preserve">해당 능력</w:t>
+            </w:r>
+          </w:p>
+        </w:tc>
+        <w:tc>
+          <w:tcPr>
+            <w:tcW w:type="dxa" w:w="8138"/>
+            <w:tcBorders>
+              <w:top w:val="single" w:color="CCCCCC" w:sz="4"/>
+              <w:left w:val="single" w:color="CCCCCC" w:sz="4"/>
+              <w:bottom w:val="single" w:color="CCCCCC" w:sz="4"/>
+              <w:right w:val="single" w:color="CCCCCC" w:sz="4"/>
+            </w:tcBorders>
+            <w:tcMar>
+              <w:top w:type="dxa" w:w="80"/>
+              <w:left w:type="dxa" w:w="120"/>
+              <w:bottom w:type="dxa" w:w="80"/>
+              <w:right w:type="dxa" w:w="120"/>
+            </w:tcMar>
+          </w:tcPr>
+          <w:p>
+            <w:pPr>
+              <w:spacing w:after="40" w:line="280"/>
+            </w:pPr>
+            <w:r>
+              <w:rPr>
+                <w:sz w:val="18"/>
+                <w:szCs w:val="18"/>
+              </w:rPr>
+              <w:t xml:space="preserve">자기조절력</w:t>
+            </w:r>
+          </w:p>
+        </w:tc>
+      </w:tr>
+      <w:tr>
+        <w:trPr>
+          <w:tblHeader w:val="off"/>
+        </w:trPr>
+        <w:tc>
+          <w:tcPr>
+            <w:tcW w:type="dxa" w:w="1500"/>
+            <w:tcBorders>
+              <w:top w:val="single" w:color="CCCCCC" w:sz="4"/>
+              <w:left w:val="single" w:color="CCCCCC" w:sz="4"/>
+              <w:bottom w:val="single" w:color="CCCCCC" w:sz="4"/>
+              <w:right w:val="single" w:color="CCCCCC" w:sz="4"/>
+            </w:tcBorders>
+            <w:tcMar>
+              <w:top w:type="dxa" w:w="80"/>
+              <w:left w:type="dxa" w:w="120"/>
+              <w:bottom w:type="dxa" w:w="80"/>
+              <w:right w:type="dxa" w:w="120"/>
+            </w:tcMar>
+          </w:tcPr>
+          <w:p>
+            <w:pPr>
+              <w:spacing w:after="40" w:line="280"/>
+            </w:pPr>
+            <w:r>
+              <w:rPr>
+                <w:sz w:val="18"/>
+                <w:szCs w:val="18"/>
+              </w:rPr>
+              <w:t xml:space="preserve">기간</w:t>
+            </w:r>
+          </w:p>
+        </w:tc>
+        <w:tc>
+          <w:tcPr>
+            <w:tcW w:type="dxa" w:w="8138"/>
+            <w:tcBorders>
+              <w:top w:val="single" w:color="CCCCCC" w:sz="4"/>
+              <w:left w:val="single" w:color="CCCCCC" w:sz="4"/>
+              <w:bottom w:val="single" w:color="CCCCCC" w:sz="4"/>
+              <w:right w:val="single" w:color="CCCCCC" w:sz="4"/>
+            </w:tcBorders>
+            <w:tcMar>
+              <w:top w:type="dxa" w:w="80"/>
+              <w:left w:type="dxa" w:w="120"/>
+              <w:bottom w:type="dxa" w:w="80"/>
+              <w:right w:type="dxa" w:w="120"/>
+            </w:tcMar>
+          </w:tcPr>
+          <w:p>
+            <w:pPr>
+              <w:spacing w:after="40" w:line="280"/>
+            </w:pPr>
+            <w:r>
+              <w:rPr>
+                <w:sz w:val="18"/>
+                <w:szCs w:val="18"/>
+              </w:rPr>
+              <w:t xml:space="preserve">2026.04.03 ~ 2026.04.04</w:t>
+            </w:r>
+          </w:p>
+        </w:tc>
+      </w:tr>
+      <w:tr>
+        <w:trPr>
+          <w:tblHeader w:val="off"/>
+        </w:trPr>
+        <w:tc>
+          <w:tcPr>
+            <w:tcW w:type="dxa" w:w="1500"/>
+            <w:tcBorders>
+              <w:top w:val="single" w:color="CCCCCC" w:sz="4"/>
+              <w:left w:val="single" w:color="CCCCCC" w:sz="4"/>
+              <w:bottom w:val="single" w:color="CCCCCC" w:sz="4"/>
+              <w:right w:val="single" w:color="CCCCCC" w:sz="4"/>
+            </w:tcBorders>
+            <w:tcMar>
+              <w:top w:type="dxa" w:w="80"/>
+              <w:left w:type="dxa" w:w="120"/>
+              <w:bottom w:type="dxa" w:w="80"/>
+              <w:right w:type="dxa" w:w="120"/>
+            </w:tcMar>
+          </w:tcPr>
+          <w:p>
+            <w:pPr>
+              <w:spacing w:after="40" w:line="280"/>
+            </w:pPr>
+            <w:r>
+              <w:rPr>
+                <w:sz w:val="18"/>
+                <w:szCs w:val="18"/>
+              </w:rPr>
+              <w:t xml:space="preserve">상황</w:t>
+            </w:r>
+          </w:p>
+        </w:tc>
+        <w:tc>
+          <w:tcPr>
+            <w:tcW w:type="dxa" w:w="8138"/>
+            <w:tcBorders>
+              <w:top w:val="single" w:color="CCCCCC" w:sz="4"/>
+              <w:left w:val="single" w:color="CCCCCC" w:sz="4"/>
+              <w:bottom w:val="single" w:color="CCCCCC" w:sz="4"/>
+              <w:right w:val="single" w:color="CCCCCC" w:sz="4"/>
+            </w:tcBorders>
+            <w:tcMar>
+              <w:top w:type="dxa" w:w="80"/>
+              <w:left w:type="dxa" w:w="120"/>
+              <w:bottom w:type="dxa" w:w="80"/>
+              <w:right w:type="dxa" w:w="120"/>
+            </w:tcMar>
+          </w:tcPr>
+          <w:p>
+            <w:pPr>
+              <w:spacing w:after="40" w:line="280"/>
+            </w:pPr>
+            <w:r>
+              <w:rPr>
+                <w:sz w:val="18"/>
+                <w:szCs w:val="18"/>
+              </w:rPr>
+              <w:t xml:space="preserve">처음으로 직접 포트폴리오 사이트를 만들며, 프로젝트·기술 스택·이력을 코드 수정 없이 관리하고 공개 방명록을 운영할 수 있게 하고 싶었다.</w:t>
+            </w:r>
+          </w:p>
+        </w:tc>
+      </w:tr>
+      <w:tr>
+        <w:trPr>
+          <w:tblHeader w:val="off"/>
+        </w:trPr>
+        <w:tc>
+          <w:tcPr>
+            <w:tcW w:type="dxa" w:w="1500"/>
+            <w:tcBorders>
+              <w:top w:val="single" w:color="CCCCCC" w:sz="4"/>
+              <w:left w:val="single" w:color="CCCCCC" w:sz="4"/>
+              <w:bottom w:val="single" w:color="CCCCCC" w:sz="4"/>
+              <w:right w:val="single" w:color="CCCCCC" w:sz="4"/>
+            </w:tcBorders>
+            <w:tcMar>
+              <w:top w:type="dxa" w:w="80"/>
+              <w:left w:type="dxa" w:w="120"/>
+              <w:bottom w:type="dxa" w:w="80"/>
+              <w:right w:type="dxa" w:w="120"/>
+            </w:tcMar>
+          </w:tcPr>
+          <w:p>
+            <w:pPr>
+              <w:spacing w:after="40" w:line="280"/>
+            </w:pPr>
+            <w:r>
+              <w:rPr>
+                <w:sz w:val="18"/>
+                <w:szCs w:val="18"/>
+              </w:rPr>
+              <w:t xml:space="preserve">행동</w:t>
+            </w:r>
+          </w:p>
+        </w:tc>
+        <w:tc>
+          <w:tcPr>
+            <w:tcW w:type="dxa" w:w="8138"/>
+            <w:tcBorders>
+              <w:top w:val="single" w:color="CCCCCC" w:sz="4"/>
+              <w:left w:val="single" w:color="CCCCCC" w:sz="4"/>
+              <w:bottom w:val="single" w:color="CCCCCC" w:sz="4"/>
+              <w:right w:val="single" w:color="CCCCCC" w:sz="4"/>
+            </w:tcBorders>
+            <w:tcMar>
+              <w:top w:type="dxa" w:w="80"/>
+              <w:left w:type="dxa" w:w="120"/>
+              <w:bottom w:type="dxa" w:w="80"/>
+              <w:right w:type="dxa" w:w="120"/>
+            </w:tcMar>
+          </w:tcPr>
+          <w:p>
+            <w:pPr>
+              <w:spacing w:after="40" w:line="280"/>
+            </w:pPr>
+            <w:r>
+              <w:rPr>
+                <w:sz w:val="18"/>
+                <w:szCs w:val="18"/>
+              </w:rPr>
+              <w:t xml:space="preserve">관리자가 프로젝트·기술 스택·이력 사항을 직접 추가·수정·삭제할 수 있게 구성하고, 방문자 수 확인과 방명록 삭제·일시 중단 기능을 구현했다.</w:t>
+            </w:r>
+          </w:p>
+        </w:tc>
+      </w:tr>
+      <w:tr>
+        <w:trPr>
+          <w:tblHeader w:val="off"/>
+        </w:trPr>
+        <w:tc>
+          <w:tcPr>
+            <w:tcW w:type="dxa" w:w="1500"/>
+            <w:tcBorders>
+              <w:top w:val="single" w:color="CCCCCC" w:sz="4"/>
+              <w:left w:val="single" w:color="CCCCCC" w:sz="4"/>
+              <w:bottom w:val="single" w:color="CCCCCC" w:sz="4"/>
+              <w:right w:val="single" w:color="CCCCCC" w:sz="4"/>
+            </w:tcBorders>
+            <w:tcMar>
+              <w:top w:type="dxa" w:w="80"/>
+              <w:left w:type="dxa" w:w="120"/>
+              <w:bottom w:type="dxa" w:w="80"/>
+              <w:right w:type="dxa" w:w="120"/>
+            </w:tcMar>
+          </w:tcPr>
+          <w:p>
+            <w:pPr>
+              <w:spacing w:after="40" w:line="280"/>
+            </w:pPr>
+            <w:r>
+              <w:rPr>
+                <w:sz w:val="18"/>
+                <w:szCs w:val="18"/>
+              </w:rPr>
+              <w:t xml:space="preserve">결과</w:t>
+            </w:r>
+          </w:p>
+        </w:tc>
+        <w:tc>
+          <w:tcPr>
+            <w:tcW w:type="dxa" w:w="8138"/>
+            <w:tcBorders>
+              <w:top w:val="single" w:color="CCCCCC" w:sz="4"/>
+              <w:left w:val="single" w:color="CCCCCC" w:sz="4"/>
+              <w:bottom w:val="single" w:color="CCCCCC" w:sz="4"/>
+              <w:right w:val="single" w:color="CCCCCC" w:sz="4"/>
+            </w:tcBorders>
+            <w:tcMar>
+              <w:top w:type="dxa" w:w="80"/>
+              <w:left w:type="dxa" w:w="120"/>
+              <w:bottom w:type="dxa" w:w="80"/>
+              <w:right w:type="dxa" w:w="120"/>
+            </w:tcMar>
+          </w:tcPr>
+          <w:p>
+            <w:pPr>
+              <w:spacing w:after="40" w:line="280"/>
+            </w:pPr>
+            <w:r>
+              <w:rPr>
+                <w:sz w:val="18"/>
+                <w:szCs w:val="18"/>
+              </w:rPr>
+              <w:t xml:space="preserve">완료·배포(lui-archive.vercel.app). 공개 기능에 운영 리스크를 제어할 장치를 함께 두는 기준을 적용했다.</w:t>
+            </w:r>
+          </w:p>
+        </w:tc>
+      </w:tr>
+    </w:tbl>
+    <w:p>
+      <w:pPr>
+        <w:pStyle w:val="Heading2"/>
+      </w:pPr>
+      <w:r>
         <w:t xml:space="preserve">개인 · ODYSSEY PLAN (AI 5년 계획 서비스)</w:t>
       </w:r>
     </w:p>
@@ -4145,7 +4606,7 @@
                 <w:sz w:val="18"/>
                 <w:szCs w:val="18"/>
               </w:rPr>
-              <w:t xml:space="preserve">AI 인터뷰 응답을 바탕으로 5년 계획과 요약 결과를 만드는 서비스를 개인 프로젝트로 기획했다.</w:t>
+              <w:t xml:space="preserve">사용자의 인터뷰 응답을 OpenAI API로 분석·요약해 5년 계획과 요약 결과를 만드는 서비스를 개인 프로젝트로 기획했다. AI API 특성상 과도한 요청이 비용 문제로 이어질 수 있었다.</w:t>
             </w:r>
           </w:p>
         </w:tc>
@@ -4208,7 +4669,7 @@
                 <w:sz w:val="18"/>
                 <w:szCs w:val="18"/>
               </w:rPr>
-              <w:t xml:space="preserve">인터뷰 응답 수집부터 계획 생성·요약 결과 화면까지 기획하고 구현했다.</w:t>
+              <w:t xml:space="preserve">응답 수집부터 계획 생성·요약 결과 화면까지 구현하고, 월 사용 한도와 사용자별 요청 횟수 확인 기능을 두었다. 이상 요청이 확인되면 개인의 AI 사용을 제한하거나 전체 AI 기능을 일시 중단할 수 있는 관리자 제어 기능을 구현했다.</w:t>
             </w:r>
           </w:p>
         </w:tc>
@@ -4271,7 +4732,7 @@
                 <w:sz w:val="18"/>
                 <w:szCs w:val="18"/>
               </w:rPr>
-              <w:t xml:space="preserve">완료·배포(odyssey-plan-studio-vzqt.vercel.app).</w:t>
+              <w:t xml:space="preserve">완료·배포(odyssey-plan-studio-vzqt.vercel.app). AI 기능은 적용뿐 아니라 사용량과 운영 비용을 함께 관리해야 한다는 기준을 얻었다.</w:t>
             </w:r>
           </w:p>
         </w:tc>

--- a/site/static/files/lee-seulgi-career-description.docx
+++ b/site/static/files/lee-seulgi-career-description.docx
@@ -978,6 +978,127 @@
                 <w:sz w:val="18"/>
                 <w:szCs w:val="18"/>
               </w:rPr>
+              <w:t xml:space="preserve">쑥쑥 Ssuk Ssuk (수분 습관 앱인토스 미니앱)</w:t>
+            </w:r>
+          </w:p>
+        </w:tc>
+        <w:tc>
+          <w:tcPr>
+            <w:tcW w:type="dxa" w:w="1900"/>
+            <w:tcBorders>
+              <w:top w:val="single" w:color="CCCCCC" w:sz="4"/>
+              <w:left w:val="single" w:color="CCCCCC" w:sz="4"/>
+              <w:bottom w:val="single" w:color="CCCCCC" w:sz="4"/>
+              <w:right w:val="single" w:color="CCCCCC" w:sz="4"/>
+            </w:tcBorders>
+            <w:tcMar>
+              <w:top w:type="dxa" w:w="80"/>
+              <w:left w:type="dxa" w:w="120"/>
+              <w:bottom w:type="dxa" w:w="80"/>
+              <w:right w:type="dxa" w:w="120"/>
+            </w:tcMar>
+          </w:tcPr>
+          <w:p>
+            <w:pPr>
+              <w:spacing w:after="40" w:line="280"/>
+            </w:pPr>
+            <w:r>
+              <w:rPr>
+                <w:sz w:val="18"/>
+                <w:szCs w:val="18"/>
+              </w:rPr>
+              <w:t xml:space="preserve">자기동기력</w:t>
+            </w:r>
+          </w:p>
+        </w:tc>
+        <w:tc>
+          <w:tcPr>
+            <w:tcW w:type="dxa" w:w="2338"/>
+            <w:tcBorders>
+              <w:top w:val="single" w:color="CCCCCC" w:sz="4"/>
+              <w:left w:val="single" w:color="CCCCCC" w:sz="4"/>
+              <w:bottom w:val="single" w:color="CCCCCC" w:sz="4"/>
+              <w:right w:val="single" w:color="CCCCCC" w:sz="4"/>
+            </w:tcBorders>
+            <w:tcMar>
+              <w:top w:type="dxa" w:w="80"/>
+              <w:left w:type="dxa" w:w="120"/>
+              <w:bottom w:type="dxa" w:w="80"/>
+              <w:right w:type="dxa" w:w="120"/>
+            </w:tcMar>
+          </w:tcPr>
+          <w:p>
+            <w:pPr>
+              <w:spacing w:after="40" w:line="280"/>
+            </w:pPr>
+            <w:r>
+              <w:rPr>
+                <w:sz w:val="18"/>
+                <w:szCs w:val="18"/>
+              </w:rPr>
+              <w:t xml:space="preserve">2026.07</w:t>
+            </w:r>
+          </w:p>
+        </w:tc>
+      </w:tr>
+      <w:tr>
+        <w:trPr>
+          <w:tblHeader w:val="off"/>
+        </w:trPr>
+        <w:tc>
+          <w:tcPr>
+            <w:tcW w:type="dxa" w:w="1500"/>
+            <w:tcBorders>
+              <w:top w:val="single" w:color="CCCCCC" w:sz="4"/>
+              <w:left w:val="single" w:color="CCCCCC" w:sz="4"/>
+              <w:bottom w:val="single" w:color="CCCCCC" w:sz="4"/>
+              <w:right w:val="single" w:color="CCCCCC" w:sz="4"/>
+            </w:tcBorders>
+            <w:tcMar>
+              <w:top w:type="dxa" w:w="80"/>
+              <w:left w:type="dxa" w:w="120"/>
+              <w:bottom w:type="dxa" w:w="80"/>
+              <w:right w:type="dxa" w:w="120"/>
+            </w:tcMar>
+          </w:tcPr>
+          <w:p>
+            <w:pPr>
+              <w:spacing w:after="40" w:line="280"/>
+            </w:pPr>
+            <w:r>
+              <w:rPr>
+                <w:sz w:val="18"/>
+                <w:szCs w:val="18"/>
+              </w:rPr>
+              <w:t xml:space="preserve">개인</w:t>
+            </w:r>
+          </w:p>
+        </w:tc>
+        <w:tc>
+          <w:tcPr>
+            <w:tcW w:type="dxa" w:w="3900"/>
+            <w:tcBorders>
+              <w:top w:val="single" w:color="CCCCCC" w:sz="4"/>
+              <w:left w:val="single" w:color="CCCCCC" w:sz="4"/>
+              <w:bottom w:val="single" w:color="CCCCCC" w:sz="4"/>
+              <w:right w:val="single" w:color="CCCCCC" w:sz="4"/>
+            </w:tcBorders>
+            <w:tcMar>
+              <w:top w:type="dxa" w:w="80"/>
+              <w:left w:type="dxa" w:w="120"/>
+              <w:bottom w:type="dxa" w:w="80"/>
+              <w:right w:type="dxa" w:w="120"/>
+            </w:tcMar>
+          </w:tcPr>
+          <w:p>
+            <w:pPr>
+              <w:spacing w:after="40" w:line="280"/>
+            </w:pPr>
+            <w:r>
+              <w:rPr>
+                <w:sz w:val="18"/>
+                <w:szCs w:val="18"/>
+              </w:rPr>
               <w:t xml:space="preserve">LUI ARCHIVE (처음 만든 포트폴리오 사이트)</w:t>
             </w:r>
           </w:p>
@@ -2692,7 +2813,7 @@
                 <w:sz w:val="18"/>
                 <w:szCs w:val="18"/>
               </w:rPr>
-              <w:t xml:space="preserve">디자인 결과물만으로는 구조적인 문제를 풀 수 없다는 판단으로 웹 개발에 전념하기로 했고, 2025년 웹개발 과정을 수강하고 ERP 개발 과정을 수료했다.</w:t>
+              <w:t xml:space="preserve">디자인 결과물만으로는 구조적인 문제를 풀 수 없다는 판단으로 웹 개발에 전념하기로 했고, 2025년 웹개발 과정과 ERP 개발 과정을 수료했다.</w:t>
             </w:r>
           </w:p>
         </w:tc>
@@ -4053,6 +4174,346 @@
                 <w:szCs w:val="18"/>
               </w:rPr>
               <w:t xml:space="preserve">정리한 내용을 MU:ZIN의 상태 관리·인증 구조에 다시 적용하고 있다.</w:t>
+            </w:r>
+          </w:p>
+        </w:tc>
+      </w:tr>
+    </w:tbl>
+    <w:p>
+      <w:pPr>
+        <w:pStyle w:val="Heading2"/>
+      </w:pPr>
+      <w:r>
+        <w:t xml:space="preserve">개인 · 쑥쑥 Ssuk Ssuk (수분 습관 앱인토스 미니앱)</w:t>
+      </w:r>
+    </w:p>
+    <w:tbl>
+      <w:tblPr>
+        <w:tblW w:type="dxa" w:w="9638"/>
+        <w:tblBorders>
+          <w:top w:val="single" w:color="auto" w:sz="4"/>
+          <w:left w:val="single" w:color="auto" w:sz="4"/>
+          <w:bottom w:val="single" w:color="auto" w:sz="4"/>
+          <w:right w:val="single" w:color="auto" w:sz="4"/>
+          <w:insideH w:val="single" w:color="auto" w:sz="4"/>
+          <w:insideV w:val="single" w:color="auto" w:sz="4"/>
+        </w:tblBorders>
+      </w:tblPr>
+      <w:tblGrid>
+        <w:gridCol w:w="1500"/>
+        <w:gridCol w:w="8138"/>
+      </w:tblGrid>
+      <w:tr>
+        <w:trPr>
+          <w:tblHeader w:val="off"/>
+        </w:trPr>
+        <w:tc>
+          <w:tcPr>
+            <w:tcW w:type="dxa" w:w="1500"/>
+            <w:tcBorders>
+              <w:top w:val="single" w:color="CCCCCC" w:sz="4"/>
+              <w:left w:val="single" w:color="CCCCCC" w:sz="4"/>
+              <w:bottom w:val="single" w:color="CCCCCC" w:sz="4"/>
+              <w:right w:val="single" w:color="CCCCCC" w:sz="4"/>
+            </w:tcBorders>
+            <w:tcMar>
+              <w:top w:type="dxa" w:w="80"/>
+              <w:left w:type="dxa" w:w="120"/>
+              <w:bottom w:type="dxa" w:w="80"/>
+              <w:right w:type="dxa" w:w="120"/>
+            </w:tcMar>
+          </w:tcPr>
+          <w:p>
+            <w:pPr>
+              <w:spacing w:after="40" w:line="280"/>
+            </w:pPr>
+            <w:r>
+              <w:rPr>
+                <w:sz w:val="18"/>
+                <w:szCs w:val="18"/>
+              </w:rPr>
+              <w:t xml:space="preserve">해당 능력</w:t>
+            </w:r>
+          </w:p>
+        </w:tc>
+        <w:tc>
+          <w:tcPr>
+            <w:tcW w:type="dxa" w:w="8138"/>
+            <w:tcBorders>
+              <w:top w:val="single" w:color="CCCCCC" w:sz="4"/>
+              <w:left w:val="single" w:color="CCCCCC" w:sz="4"/>
+              <w:bottom w:val="single" w:color="CCCCCC" w:sz="4"/>
+              <w:right w:val="single" w:color="CCCCCC" w:sz="4"/>
+            </w:tcBorders>
+            <w:tcMar>
+              <w:top w:type="dxa" w:w="80"/>
+              <w:left w:type="dxa" w:w="120"/>
+              <w:bottom w:type="dxa" w:w="80"/>
+              <w:right w:type="dxa" w:w="120"/>
+            </w:tcMar>
+          </w:tcPr>
+          <w:p>
+            <w:pPr>
+              <w:spacing w:after="40" w:line="280"/>
+            </w:pPr>
+            <w:r>
+              <w:rPr>
+                <w:sz w:val="18"/>
+                <w:szCs w:val="18"/>
+              </w:rPr>
+              <w:t xml:space="preserve">자기동기력</w:t>
+            </w:r>
+          </w:p>
+        </w:tc>
+      </w:tr>
+      <w:tr>
+        <w:trPr>
+          <w:tblHeader w:val="off"/>
+        </w:trPr>
+        <w:tc>
+          <w:tcPr>
+            <w:tcW w:type="dxa" w:w="1500"/>
+            <w:tcBorders>
+              <w:top w:val="single" w:color="CCCCCC" w:sz="4"/>
+              <w:left w:val="single" w:color="CCCCCC" w:sz="4"/>
+              <w:bottom w:val="single" w:color="CCCCCC" w:sz="4"/>
+              <w:right w:val="single" w:color="CCCCCC" w:sz="4"/>
+            </w:tcBorders>
+            <w:tcMar>
+              <w:top w:type="dxa" w:w="80"/>
+              <w:left w:type="dxa" w:w="120"/>
+              <w:bottom w:type="dxa" w:w="80"/>
+              <w:right w:type="dxa" w:w="120"/>
+            </w:tcMar>
+          </w:tcPr>
+          <w:p>
+            <w:pPr>
+              <w:spacing w:after="40" w:line="280"/>
+            </w:pPr>
+            <w:r>
+              <w:rPr>
+                <w:sz w:val="18"/>
+                <w:szCs w:val="18"/>
+              </w:rPr>
+              <w:t xml:space="preserve">기간</w:t>
+            </w:r>
+          </w:p>
+        </w:tc>
+        <w:tc>
+          <w:tcPr>
+            <w:tcW w:type="dxa" w:w="8138"/>
+            <w:tcBorders>
+              <w:top w:val="single" w:color="CCCCCC" w:sz="4"/>
+              <w:left w:val="single" w:color="CCCCCC" w:sz="4"/>
+              <w:bottom w:val="single" w:color="CCCCCC" w:sz="4"/>
+              <w:right w:val="single" w:color="CCCCCC" w:sz="4"/>
+            </w:tcBorders>
+            <w:tcMar>
+              <w:top w:type="dxa" w:w="80"/>
+              <w:left w:type="dxa" w:w="120"/>
+              <w:bottom w:type="dxa" w:w="80"/>
+              <w:right w:type="dxa" w:w="120"/>
+            </w:tcMar>
+          </w:tcPr>
+          <w:p>
+            <w:pPr>
+              <w:spacing w:after="40" w:line="280"/>
+            </w:pPr>
+            <w:r>
+              <w:rPr>
+                <w:sz w:val="18"/>
+                <w:szCs w:val="18"/>
+              </w:rPr>
+              <w:t xml:space="preserve">2026.07</w:t>
+            </w:r>
+          </w:p>
+        </w:tc>
+      </w:tr>
+      <w:tr>
+        <w:trPr>
+          <w:tblHeader w:val="off"/>
+        </w:trPr>
+        <w:tc>
+          <w:tcPr>
+            <w:tcW w:type="dxa" w:w="1500"/>
+            <w:tcBorders>
+              <w:top w:val="single" w:color="CCCCCC" w:sz="4"/>
+              <w:left w:val="single" w:color="CCCCCC" w:sz="4"/>
+              <w:bottom w:val="single" w:color="CCCCCC" w:sz="4"/>
+              <w:right w:val="single" w:color="CCCCCC" w:sz="4"/>
+            </w:tcBorders>
+            <w:tcMar>
+              <w:top w:type="dxa" w:w="80"/>
+              <w:left w:type="dxa" w:w="120"/>
+              <w:bottom w:type="dxa" w:w="80"/>
+              <w:right w:type="dxa" w:w="120"/>
+            </w:tcMar>
+          </w:tcPr>
+          <w:p>
+            <w:pPr>
+              <w:spacing w:after="40" w:line="280"/>
+            </w:pPr>
+            <w:r>
+              <w:rPr>
+                <w:sz w:val="18"/>
+                <w:szCs w:val="18"/>
+              </w:rPr>
+              <w:t xml:space="preserve">상황</w:t>
+            </w:r>
+          </w:p>
+        </w:tc>
+        <w:tc>
+          <w:tcPr>
+            <w:tcW w:type="dxa" w:w="8138"/>
+            <w:tcBorders>
+              <w:top w:val="single" w:color="CCCCCC" w:sz="4"/>
+              <w:left w:val="single" w:color="CCCCCC" w:sz="4"/>
+              <w:bottom w:val="single" w:color="CCCCCC" w:sz="4"/>
+              <w:right w:val="single" w:color="CCCCCC" w:sz="4"/>
+            </w:tcBorders>
+            <w:tcMar>
+              <w:top w:type="dxa" w:w="80"/>
+              <w:left w:type="dxa" w:w="120"/>
+              <w:bottom w:type="dxa" w:w="80"/>
+              <w:right w:type="dxa" w:w="120"/>
+            </w:tcMar>
+          </w:tcPr>
+          <w:p>
+            <w:pPr>
+              <w:spacing w:after="40" w:line="280"/>
+            </w:pPr>
+            <w:r>
+              <w:rPr>
+                <w:sz w:val="18"/>
+                <w:szCs w:val="18"/>
+              </w:rPr>
+              <w:t xml:space="preserve">물을 꾸준히 마시는 습관을 혼자 또는 함께 기록하고 이어 갈 수 있는 모바일 서비스를 개인 프로젝트로 기획했다.</w:t>
+            </w:r>
+          </w:p>
+        </w:tc>
+      </w:tr>
+      <w:tr>
+        <w:trPr>
+          <w:tblHeader w:val="off"/>
+        </w:trPr>
+        <w:tc>
+          <w:tcPr>
+            <w:tcW w:type="dxa" w:w="1500"/>
+            <w:tcBorders>
+              <w:top w:val="single" w:color="CCCCCC" w:sz="4"/>
+              <w:left w:val="single" w:color="CCCCCC" w:sz="4"/>
+              <w:bottom w:val="single" w:color="CCCCCC" w:sz="4"/>
+              <w:right w:val="single" w:color="CCCCCC" w:sz="4"/>
+            </w:tcBorders>
+            <w:tcMar>
+              <w:top w:type="dxa" w:w="80"/>
+              <w:left w:type="dxa" w:w="120"/>
+              <w:bottom w:type="dxa" w:w="80"/>
+              <w:right w:type="dxa" w:w="120"/>
+            </w:tcMar>
+          </w:tcPr>
+          <w:p>
+            <w:pPr>
+              <w:spacing w:after="40" w:line="280"/>
+            </w:pPr>
+            <w:r>
+              <w:rPr>
+                <w:sz w:val="18"/>
+                <w:szCs w:val="18"/>
+              </w:rPr>
+              <w:t xml:space="preserve">행동</w:t>
+            </w:r>
+          </w:p>
+        </w:tc>
+        <w:tc>
+          <w:tcPr>
+            <w:tcW w:type="dxa" w:w="8138"/>
+            <w:tcBorders>
+              <w:top w:val="single" w:color="CCCCCC" w:sz="4"/>
+              <w:left w:val="single" w:color="CCCCCC" w:sz="4"/>
+              <w:bottom w:val="single" w:color="CCCCCC" w:sz="4"/>
+              <w:right w:val="single" w:color="CCCCCC" w:sz="4"/>
+            </w:tcBorders>
+            <w:tcMar>
+              <w:top w:type="dxa" w:w="80"/>
+              <w:left w:type="dxa" w:w="120"/>
+              <w:bottom w:type="dxa" w:w="80"/>
+              <w:right w:type="dxa" w:w="120"/>
+            </w:tcMar>
+          </w:tcPr>
+          <w:p>
+            <w:pPr>
+              <w:spacing w:after="40" w:line="280"/>
+            </w:pPr>
+            <w:r>
+              <w:rPr>
+                <w:sz w:val="18"/>
+                <w:szCs w:val="18"/>
+              </w:rPr>
+              <w:t xml:space="preserve">마신 음료를 사진·종류·용량으로 기록하면 점수가 쌓여 개인·그룹 가든의 식물이 자라게 만들었다. 로그인 없이 앱인토스 익명 키로 사용자를 식별하고, 하루 등록 수·분당 요청·중복 사진 제한을 서버에서 강제했다. 그룹 릴레이 미션(수분 편지), 식물 도감, 기록을 이미지로 저장하는 수분 영수증을 구현하고, 기능별 규칙과 DB 스키마를 문서로 정리했다.</w:t>
+            </w:r>
+          </w:p>
+        </w:tc>
+      </w:tr>
+      <w:tr>
+        <w:trPr>
+          <w:tblHeader w:val="off"/>
+        </w:trPr>
+        <w:tc>
+          <w:tcPr>
+            <w:tcW w:type="dxa" w:w="1500"/>
+            <w:tcBorders>
+              <w:top w:val="single" w:color="CCCCCC" w:sz="4"/>
+              <w:left w:val="single" w:color="CCCCCC" w:sz="4"/>
+              <w:bottom w:val="single" w:color="CCCCCC" w:sz="4"/>
+              <w:right w:val="single" w:color="CCCCCC" w:sz="4"/>
+            </w:tcBorders>
+            <w:tcMar>
+              <w:top w:type="dxa" w:w="80"/>
+              <w:left w:type="dxa" w:w="120"/>
+              <w:bottom w:type="dxa" w:w="80"/>
+              <w:right w:type="dxa" w:w="120"/>
+            </w:tcMar>
+          </w:tcPr>
+          <w:p>
+            <w:pPr>
+              <w:spacing w:after="40" w:line="280"/>
+            </w:pPr>
+            <w:r>
+              <w:rPr>
+                <w:sz w:val="18"/>
+                <w:szCs w:val="18"/>
+              </w:rPr>
+              <w:t xml:space="preserve">결과</w:t>
+            </w:r>
+          </w:p>
+        </w:tc>
+        <w:tc>
+          <w:tcPr>
+            <w:tcW w:type="dxa" w:w="8138"/>
+            <w:tcBorders>
+              <w:top w:val="single" w:color="CCCCCC" w:sz="4"/>
+              <w:left w:val="single" w:color="CCCCCC" w:sz="4"/>
+              <w:bottom w:val="single" w:color="CCCCCC" w:sz="4"/>
+              <w:right w:val="single" w:color="CCCCCC" w:sz="4"/>
+            </w:tcBorders>
+            <w:tcMar>
+              <w:top w:type="dxa" w:w="80"/>
+              <w:left w:type="dxa" w:w="120"/>
+              <w:bottom w:type="dxa" w:w="80"/>
+              <w:right w:type="dxa" w:w="120"/>
+            </w:tcMar>
+          </w:tcPr>
+          <w:p>
+            <w:pPr>
+              <w:spacing w:after="40" w:line="280"/>
+            </w:pPr>
+            <w:r>
+              <w:rPr>
+                <w:sz w:val="18"/>
+                <w:szCs w:val="18"/>
+              </w:rPr>
+              <w:t xml:space="preserve">앱인토스 미니앱으로 배포(모바일 전용). 소스 저장소 비공개.</w:t>
             </w:r>
           </w:p>
         </w:tc>
